--- a/courts/second-circuit/connecticut/federal/district/motion-brief/usage/OUTPUT-motion-brief.docx
+++ b/courts/second-circuit/connecticut/federal/district/motion-brief/usage/OUTPUT-motion-brief.docx
@@ -4,8 +4,6 @@
   <w:body>
     <w:p>
       <w:pPr>
-        <w:keepNext/>
-        <w:keepLines/>
         <w:spacing w:before="0" w:after="0" w:line="276" w:lineRule="exact"/>
         <w:ind w:left="0" w:firstLine="0"/>
         <w:jc w:val="center"/>
@@ -62,8 +60,6 @@
     </w:p>
     <w:p>
       <w:pPr>
-        <w:keepNext/>
-        <w:keepLines/>
         <w:spacing w:before="0" w:after="0" w:line="276" w:lineRule="exact"/>
         <w:ind w:left="0" w:firstLine="0"/>
         <w:jc w:val="center"/>
@@ -106,11 +102,7 @@
     </w:p>
     <w:p>
       <w:pPr>
-        <w:keepNext/>
-        <w:keepLines/>
         <w:spacing w:before="0" w:after="0" w:line="552" w:lineRule="exact"/>
-        <w:ind w:left="0" w:firstLine="0"/>
-        <w:jc w:val="left"/>
       </w:pPr>
     </w:p>
     <w:tbl>
@@ -126,8 +118,9 @@
         <w:tblLook w:val="0000" w:firstRow="0" w:lastRow="0" w:firstColumn="0" w:lastColumn="0" w:noHBand="0" w:noVBand="0"/>
       </w:tblPr>
       <w:tblGrid>
-        <w:gridCol w:w="4752"/>
-        <w:gridCol w:w="4608"/>
+        <w:gridCol w:w="5040"/>
+        <w:gridCol w:w="720"/>
+        <w:gridCol w:w="3600"/>
       </w:tblGrid>
       <w:tr>
         <w:trPr>
@@ -135,15 +128,7 @@
         </w:trPr>
         <w:tc>
           <w:tcPr>
-            <w:tcW w:w="4752" w:type="dxa"/>
-            <w:tcBorders>
-              <w:bottom w:val="single" w:sz="6" w:space="0" w:color="000000"/>
-              <w:right w:val="single" w:sz="6" w:space="0" w:color="000000"/>
-            </w:tcBorders>
-            <w:tcMar>
-              <w:right w:w="200" w:type="dxa"/>
-              <w:bottom w:w="261" w:type="dxa"/>
-            </w:tcMar>
+            <w:tcW w:w="5040" w:type="dxa"/>
           </w:tcPr>
           <w:p>
             <w:pPr>
@@ -151,6 +136,8 @@
               <w:ind w:left="0" w:firstLine="0"/>
               <w:jc w:val="left"/>
             </w:pPr>
+            <w:bookmarkStart w:id="9001" w:name="xdr1c1a"/>
+            <w:bookmarkEnd w:id="9001"/>
             <w:r>
               <w:t xml:space="preserve">ANTHONY</w:t>
             </w:r>
@@ -242,11 +229,180 @@
           <w:p>
             <w:pPr>
               <w:spacing w:before="0" w:after="0" w:line="276" w:lineRule="exact"/>
-              <w:ind w:left="2160" w:firstLine="0"/>
+              <w:ind w:left="720" w:firstLine="0"/>
               <w:jc w:val="left"/>
             </w:pPr>
             <w:r>
               <w:t xml:space="preserve">Plaintiffs,</w:t>
+            </w:r>
+          </w:p>
+          <w:p>
+            <w:pPr>
+              <w:spacing w:before="276" w:after="276" w:line="276" w:lineRule="exact"/>
+              <w:ind w:left="0" w:firstLine="0"/>
+              <w:jc w:val="left"/>
+            </w:pPr>
+            <w:r>
+              <w:t xml:space="preserve">v.</w:t>
+            </w:r>
+          </w:p>
+          <w:p>
+            <w:pPr>
+              <w:spacing w:before="0" w:after="0" w:line="276" w:lineRule="exact"/>
+              <w:ind w:left="0" w:firstLine="0"/>
+              <w:jc w:val="left"/>
+            </w:pPr>
+            <w:r>
+              <w:t xml:space="preserve">MEDGUARD</w:t>
+            </w:r>
+            <w:r>
+              <w:t xml:space="preserve"> </w:t>
+            </w:r>
+            <w:r>
+              <w:t xml:space="preserve">ALERT,</w:t>
+            </w:r>
+            <w:r>
+              <w:t xml:space="preserve"> </w:t>
+            </w:r>
+            <w:r>
+              <w:t xml:space="preserve">INC.,</w:t>
+            </w:r>
+          </w:p>
+          <w:p>
+            <w:pPr>
+              <w:spacing w:before="0" w:after="0" w:line="276" w:lineRule="exact"/>
+              <w:ind w:left="720" w:firstLine="0"/>
+              <w:jc w:val="left"/>
+            </w:pPr>
+            <w:r>
+              <w:t xml:space="preserve">Defendant.</w:t>
+            </w:r>
+            <w:bookmarkStart w:id="9002" w:name="xdr1c1z1"/>
+            <w:bookmarkEnd w:id="9002"/>
+          </w:p>
+        </w:tc>
+        <w:tc>
+          <w:tcPr>
+            <w:tcW w:w="720" w:type="dxa"/>
+          </w:tcPr>
+          <w:p>
+            <w:pPr>
+              <w:spacing w:before="0" w:after="0" w:line="276" w:lineRule="exact"/>
+              <w:ind w:left="0" w:firstLine="0"/>
+              <w:jc w:val="center"/>
+            </w:pPr>
+            <w:r>
+              <w:t xml:space="preserve">:</w:t>
+            </w:r>
+          </w:p>
+          <w:p>
+            <w:pPr>
+              <w:spacing w:before="0" w:after="0" w:line="276" w:lineRule="exact"/>
+              <w:ind w:left="0" w:firstLine="0"/>
+              <w:jc w:val="center"/>
+            </w:pPr>
+            <w:r>
+              <w:t xml:space="preserve">:</w:t>
+            </w:r>
+          </w:p>
+          <w:p>
+            <w:pPr>
+              <w:spacing w:before="0" w:after="0" w:line="276" w:lineRule="exact"/>
+              <w:ind w:left="0" w:firstLine="0"/>
+              <w:jc w:val="center"/>
+            </w:pPr>
+            <w:r>
+              <w:t xml:space="preserve">:</w:t>
+            </w:r>
+          </w:p>
+          <w:p>
+            <w:pPr>
+              <w:spacing w:before="0" w:after="0" w:line="276" w:lineRule="exact"/>
+              <w:ind w:left="0" w:firstLine="0"/>
+              <w:jc w:val="center"/>
+            </w:pPr>
+            <w:r>
+              <w:t xml:space="preserve">:</w:t>
+            </w:r>
+          </w:p>
+          <w:p>
+            <w:pPr>
+              <w:spacing w:before="0" w:after="0" w:line="276" w:lineRule="exact"/>
+              <w:ind w:left="0" w:firstLine="0"/>
+              <w:jc w:val="center"/>
+            </w:pPr>
+            <w:r>
+              <w:t xml:space="preserve">:</w:t>
+            </w:r>
+          </w:p>
+          <w:p>
+            <w:pPr>
+              <w:spacing w:before="0" w:after="0" w:line="276" w:lineRule="exact"/>
+              <w:ind w:left="0" w:firstLine="0"/>
+              <w:jc w:val="center"/>
+            </w:pPr>
+            <w:r>
+              <w:t xml:space="preserve">:</w:t>
+            </w:r>
+          </w:p>
+          <w:p>
+            <w:pPr>
+              <w:spacing w:before="0" w:after="0" w:line="276" w:lineRule="exact"/>
+              <w:ind w:left="0" w:firstLine="0"/>
+              <w:jc w:val="center"/>
+            </w:pPr>
+            <w:r>
+              <w:t xml:space="preserve">:</w:t>
+            </w:r>
+          </w:p>
+          <w:p>
+            <w:pPr>
+              <w:spacing w:before="0" w:after="0" w:line="276" w:lineRule="exact"/>
+              <w:ind w:left="0" w:firstLine="0"/>
+              <w:jc w:val="center"/>
+            </w:pPr>
+            <w:r>
+              <w:t xml:space="preserve">:</w:t>
+            </w:r>
+          </w:p>
+          <w:p>
+            <w:pPr>
+              <w:spacing w:before="0" w:after="0" w:line="276" w:lineRule="exact"/>
+              <w:ind w:left="0" w:firstLine="0"/>
+              <w:jc w:val="center"/>
+            </w:pPr>
+            <w:r>
+              <w:t xml:space="preserve">:</w:t>
+            </w:r>
+          </w:p>
+        </w:tc>
+        <w:tc>
+          <w:tcPr>
+            <w:tcW w:w="3600" w:type="dxa"/>
+            <w:vAlign w:val="center"/>
+          </w:tcPr>
+          <w:p>
+            <w:pPr>
+              <w:spacing w:before="0" w:after="0" w:line="276" w:lineRule="exact"/>
+              <w:ind w:left="0" w:firstLine="0"/>
+              <w:jc w:val="left"/>
+            </w:pPr>
+            <w:bookmarkStart w:id="9003" w:name="xdr1c3a"/>
+            <w:bookmarkEnd w:id="9003"/>
+            <w:r>
+              <w:t xml:space="preserve">Case</w:t>
+            </w:r>
+            <w:r>
+              <w:t xml:space="preserve"> </w:t>
+            </w:r>
+            <w:r>
+              <w:t xml:space="preserve">No.</w:t>
+            </w:r>
+            <w:r>
+              <w:t xml:space="preserve"> </w:t>
+            </w:r>
+            <w:r>
+              <w:t xml:space="preserve">3:26-cv-⁠00324-KAD</w:t>
             </w:r>
           </w:p>
           <w:p>
@@ -256,260 +412,221 @@
               <w:jc w:val="left"/>
             </w:pPr>
             <w:r>
-              <w:t xml:space="preserve">v.</w:t>
-            </w:r>
-          </w:p>
-          <w:p>
-            <w:pPr>
-              <w:spacing w:before="276" w:after="0" w:line="276" w:lineRule="exact"/>
-              <w:ind w:left="0" w:firstLine="0"/>
-              <w:jc w:val="left"/>
-            </w:pPr>
-            <w:r>
-              <w:t xml:space="preserve">MEDGUARD</w:t>
-            </w:r>
-            <w:r>
-              <w:t xml:space="preserve"> </w:t>
-            </w:r>
-            <w:r>
-              <w:t xml:space="preserve">ALERT,</w:t>
-            </w:r>
-            <w:r>
-              <w:t xml:space="preserve"> </w:t>
-            </w:r>
-            <w:r>
-              <w:t xml:space="preserve">INC.,</w:t>
-            </w:r>
-          </w:p>
-          <w:p>
-            <w:pPr>
-              <w:spacing w:before="0" w:after="0" w:line="276" w:lineRule="exact"/>
-              <w:ind w:left="2160" w:firstLine="0"/>
-              <w:jc w:val="left"/>
-            </w:pPr>
-            <w:r>
-              <w:t xml:space="preserve">Defendant.</w:t>
-            </w:r>
-          </w:p>
-        </w:tc>
-        <w:tc>
-          <w:tcPr>
-            <w:tcW w:w="4608" w:type="dxa"/>
-          </w:tcPr>
-          <w:p>
-            <w:pPr>
-              <w:spacing w:before="0" w:after="0" w:line="276" w:lineRule="exact"/>
-              <w:ind w:left="432" w:firstLine="0"/>
-              <w:jc w:val="left"/>
-            </w:pPr>
-            <w:r>
-              <w:t xml:space="preserve">Case No. 3:26-cv</w:t>
-              <w:noBreakHyphen/>
-              <w:t xml:space="preserve">00324-KAD</w:t>
-            </w:r>
-          </w:p>
-          <w:p>
-            <w:pPr>
-              <w:spacing w:before="276" w:after="0" w:line="276" w:lineRule="exact"/>
-              <w:ind w:left="432" w:firstLine="0"/>
-              <w:jc w:val="left"/>
-            </w:pPr>
-            <w:r>
-              <w:t xml:space="preserve">Date: May 6, 2026</w:t>
-            </w:r>
-          </w:p>
-          <w:p>
-            <w:pPr>
-              <w:spacing w:before="276" w:after="0" w:line="276" w:lineRule="exact"/>
-              <w:ind w:left="432" w:firstLine="0"/>
-              <w:jc w:val="left"/>
-            </w:pPr>
-            <w:r>
-              <w:rPr>
-                <w:b/>
-                <w:bCs/>
-              </w:rPr>
-              <w:t xml:space="preserve">DEFENDANT’S</w:t>
-            </w:r>
-            <w:r>
-              <w:rPr>
-                <w:b/>
-                <w:bCs/>
-              </w:rPr>
-              <w:t xml:space="preserve"> </w:t>
-            </w:r>
-            <w:r>
-              <w:rPr>
-                <w:b/>
-                <w:bCs/>
-              </w:rPr>
-              <w:t xml:space="preserve">MEMORANDUM</w:t>
-            </w:r>
-            <w:r>
-              <w:rPr>
-                <w:b/>
-                <w:bCs/>
-              </w:rPr>
-              <w:t xml:space="preserve"> </w:t>
-            </w:r>
-            <w:r>
-              <w:rPr>
-                <w:b/>
-                <w:bCs/>
-              </w:rPr>
-              <w:t xml:space="preserve">OF</w:t>
-            </w:r>
-            <w:r>
-              <w:rPr>
-                <w:b/>
-                <w:bCs/>
-              </w:rPr>
-              <w:t xml:space="preserve"> </w:t>
-            </w:r>
-            <w:r>
-              <w:rPr>
-                <w:b/>
-                <w:bCs/>
-              </w:rPr>
-              <w:t xml:space="preserve">LAW</w:t>
-            </w:r>
-            <w:r>
-              <w:rPr>
-                <w:b/>
-                <w:bCs/>
-              </w:rPr>
-              <w:t xml:space="preserve"> </w:t>
-            </w:r>
-            <w:r>
-              <w:rPr>
-                <w:b/>
-                <w:bCs/>
-              </w:rPr>
-              <w:t xml:space="preserve">IN</w:t>
-            </w:r>
-            <w:r>
-              <w:rPr>
-                <w:b/>
-                <w:bCs/>
-              </w:rPr>
-              <w:t xml:space="preserve"> </w:t>
-            </w:r>
-            <w:r>
-              <w:rPr>
-                <w:b/>
-                <w:bCs/>
-              </w:rPr>
-              <w:t xml:space="preserve">SUPPORT</w:t>
-            </w:r>
-            <w:r>
-              <w:rPr>
-                <w:b/>
-                <w:bCs/>
-              </w:rPr>
-              <w:t xml:space="preserve"> </w:t>
-            </w:r>
-            <w:r>
-              <w:rPr>
-                <w:b/>
-                <w:bCs/>
-              </w:rPr>
-              <w:t xml:space="preserve">OF</w:t>
-            </w:r>
-            <w:r>
-              <w:rPr>
-                <w:b/>
-                <w:bCs/>
-              </w:rPr>
-              <w:t xml:space="preserve"> </w:t>
-            </w:r>
-            <w:r>
-              <w:rPr>
-                <w:b/>
-                <w:bCs/>
-              </w:rPr>
-              <w:t xml:space="preserve">ITS</w:t>
-            </w:r>
-            <w:r>
-              <w:rPr>
-                <w:b/>
-                <w:bCs/>
-              </w:rPr>
-              <w:t xml:space="preserve"> </w:t>
-            </w:r>
-            <w:r>
-              <w:rPr>
-                <w:b/>
-                <w:bCs/>
-              </w:rPr>
-              <w:t xml:space="preserve">MOTION</w:t>
-            </w:r>
-            <w:r>
-              <w:rPr>
-                <w:b/>
-                <w:bCs/>
-              </w:rPr>
-              <w:t xml:space="preserve"> </w:t>
-            </w:r>
-            <w:r>
-              <w:rPr>
-                <w:b/>
-                <w:bCs/>
-              </w:rPr>
-              <w:t xml:space="preserve">TO</w:t>
-            </w:r>
-            <w:r>
-              <w:rPr>
-                <w:b/>
-                <w:bCs/>
-              </w:rPr>
-              <w:t xml:space="preserve"> </w:t>
-            </w:r>
-            <w:r>
-              <w:rPr>
-                <w:b/>
-                <w:bCs/>
-              </w:rPr>
-              <w:t xml:space="preserve">DISMISS</w:t>
-            </w:r>
-            <w:r>
-              <w:rPr>
-                <w:b/>
-                <w:bCs/>
-              </w:rPr>
-              <w:t xml:space="preserve"> </w:t>
-            </w:r>
-            <w:r>
-              <w:rPr>
-                <w:b/>
-                <w:bCs/>
-              </w:rPr>
-              <w:t xml:space="preserve">THE</w:t>
-            </w:r>
-            <w:r>
-              <w:rPr>
-                <w:b/>
-                <w:bCs/>
-              </w:rPr>
-              <w:t xml:space="preserve"> </w:t>
-            </w:r>
-            <w:r>
-              <w:rPr>
-                <w:b/>
-                <w:bCs/>
-              </w:rPr>
-              <w:t xml:space="preserve">COMPLAINT</w:t>
-            </w:r>
+              <w:t xml:space="preserve">Date:</w:t>
+            </w:r>
+            <w:r>
+              <w:t xml:space="preserve"> </w:t>
+            </w:r>
+            <w:r>
+              <w:t xml:space="preserve">May</w:t>
+            </w:r>
+            <w:r>
+              <w:t xml:space="preserve"> </w:t>
+            </w:r>
+            <w:r>
+              <w:t xml:space="preserve">6,</w:t>
+            </w:r>
+            <w:r>
+              <w:t xml:space="preserve"> </w:t>
+            </w:r>
+            <w:r>
+              <w:t xml:space="preserve">2026</w:t>
+            </w:r>
+            <w:bookmarkStart w:id="9004" w:name="xdr1c3z1"/>
+            <w:bookmarkEnd w:id="9004"/>
           </w:p>
         </w:tc>
       </w:tr>
     </w:tbl>
     <w:p>
       <w:pPr>
-        <w:spacing w:before="0" w:after="0" w:line="20" w:lineRule="exact"/>
+        <w:spacing w:before="552" w:after="0" w:line="276" w:lineRule="exact"/>
+        <w:ind w:left="720" w:right="720" w:firstLine="0"/>
+        <w:jc w:val="center"/>
+      </w:pPr>
+      <w:r>
+        <w:rPr>
+          <w:b/>
+          <w:bCs/>
+        </w:rPr>
+        <w:t xml:space="preserve">DEFENDANT’S</w:t>
+      </w:r>
+      <w:r>
+        <w:rPr>
+          <w:b/>
+          <w:bCs/>
+        </w:rPr>
+        <w:t xml:space="preserve"> </w:t>
+      </w:r>
+      <w:r>
+        <w:rPr>
+          <w:b/>
+          <w:bCs/>
+        </w:rPr>
+        <w:t xml:space="preserve">MEMORANDUM</w:t>
+      </w:r>
+      <w:r>
+        <w:rPr>
+          <w:b/>
+          <w:bCs/>
+        </w:rPr>
+        <w:t xml:space="preserve"> </w:t>
+      </w:r>
+      <w:r>
+        <w:rPr>
+          <w:b/>
+          <w:bCs/>
+        </w:rPr>
+        <w:t xml:space="preserve">OF</w:t>
+      </w:r>
+      <w:r>
+        <w:rPr>
+          <w:b/>
+          <w:bCs/>
+        </w:rPr>
+        <w:t xml:space="preserve"> </w:t>
+      </w:r>
+      <w:r>
+        <w:rPr>
+          <w:b/>
+          <w:bCs/>
+        </w:rPr>
+        <w:t xml:space="preserve">LAW</w:t>
+      </w:r>
+      <w:r>
+        <w:rPr>
+          <w:b/>
+          <w:bCs/>
+        </w:rPr>
+        <w:t xml:space="preserve"> </w:t>
+      </w:r>
+      <w:r>
+        <w:rPr>
+          <w:b/>
+          <w:bCs/>
+        </w:rPr>
+        <w:t xml:space="preserve">IN</w:t>
+      </w:r>
+      <w:r>
+        <w:rPr>
+          <w:b/>
+          <w:bCs/>
+        </w:rPr>
+        <w:t xml:space="preserve"> </w:t>
+      </w:r>
+      <w:r>
+        <w:rPr>
+          <w:b/>
+          <w:bCs/>
+        </w:rPr>
+        <w:t xml:space="preserve">SUPPORT</w:t>
+      </w:r>
+      <w:r>
+        <w:rPr>
+          <w:b/>
+          <w:bCs/>
+        </w:rPr>
+        <w:t xml:space="preserve"> </w:t>
+      </w:r>
+      <w:r>
+        <w:rPr>
+          <w:b/>
+          <w:bCs/>
+        </w:rPr>
+        <w:t xml:space="preserve">OF</w:t>
+      </w:r>
+      <w:r>
+        <w:rPr>
+          <w:b/>
+          <w:bCs/>
+        </w:rPr>
+        <w:t xml:space="preserve"> </w:t>
+      </w:r>
+      <w:r>
+        <w:rPr>
+          <w:b/>
+          <w:bCs/>
+        </w:rPr>
+        <w:t xml:space="preserve">ITS</w:t>
+      </w:r>
+      <w:r>
+        <w:rPr>
+          <w:b/>
+          <w:bCs/>
+        </w:rPr>
+        <w:t xml:space="preserve"> </w:t>
+      </w:r>
+      <w:r>
+        <w:rPr>
+          <w:b/>
+          <w:bCs/>
+        </w:rPr>
+        <w:t xml:space="preserve">MOTION</w:t>
+      </w:r>
+      <w:r>
+        <w:rPr>
+          <w:b/>
+          <w:bCs/>
+        </w:rPr>
+        <w:t xml:space="preserve"> </w:t>
+      </w:r>
+      <w:r>
+        <w:rPr>
+          <w:b/>
+          <w:bCs/>
+        </w:rPr>
+        <w:t xml:space="preserve">TO</w:t>
+      </w:r>
+      <w:r>
+        <w:rPr>
+          <w:b/>
+          <w:bCs/>
+        </w:rPr>
+        <w:t xml:space="preserve"> </w:t>
+      </w:r>
+      <w:r>
+        <w:rPr>
+          <w:b/>
+          <w:bCs/>
+        </w:rPr>
+        <w:t xml:space="preserve">DISMISS</w:t>
+      </w:r>
+      <w:r>
+        <w:rPr>
+          <w:b/>
+          <w:bCs/>
+        </w:rPr>
+        <w:t xml:space="preserve"> </w:t>
+      </w:r>
+      <w:r>
+        <w:rPr>
+          <w:b/>
+          <w:bCs/>
+        </w:rPr>
+        <w:t xml:space="preserve">THE</w:t>
+      </w:r>
+      <w:r>
+        <w:rPr>
+          <w:b/>
+          <w:bCs/>
+        </w:rPr>
+        <w:t xml:space="preserve"> </w:t>
+      </w:r>
+      <w:r>
+        <w:rPr>
+          <w:b/>
+          <w:bCs/>
+        </w:rPr>
+        <w:t xml:space="preserve">COMPLAINT</w:t>
+      </w:r>
+    </w:p>
+    <w:p>
+      <w:pPr>
+        <w:spacing w:before="0" w:after="0" w:line="1" w:lineRule="exact"/>
         <w:sectPr>
-          <w:footerReference w:type="default" r:id="rIdFtrNone"/>
+          <w:footerReference w:type="default" r:id="rIdXdNone"/>
           <w:pgSz w:w="12240" w:h="15840"/>
-          <w:pgMar w:top="1440" w:right="1440" w:bottom="1440" w:left="1440" w:header="720" w:footer="720" w:gutter="0"/>
+          <w:pgMar w:top="1440" w:right="1440" w:bottom="1440" w:left="1440" w:header="720" w:footer="732" w:gutter="0"/>
         </w:sectPr>
       </w:pPr>
     </w:p>
@@ -526,23 +643,35 @@
           <w:b/>
           <w:bCs/>
         </w:rPr>
-        <w:t xml:space="preserve">TABLE OF CONTENTS</w:t>
-      </w:r>
-    </w:p>
-    <w:p>
-      <w:pPr>
-        <w:keepNext/>
-        <w:keepLines/>
-        <w:spacing w:before="276" w:after="0" w:line="276" w:lineRule="exact"/>
-        <w:ind w:left="0" w:firstLine="0"/>
-        <w:jc w:val="right"/>
-      </w:pPr>
-      <w:r>
-        <w:rPr>
-          <w:b/>
-          <w:bCs/>
-        </w:rPr>
-        <w:t xml:space="preserve">Page</w:t>
+        <w:t xml:space="preserve">TABLE</w:t>
+      </w:r>
+      <w:r>
+        <w:rPr>
+          <w:b/>
+          <w:bCs/>
+        </w:rPr>
+        <w:t xml:space="preserve"> </w:t>
+      </w:r>
+      <w:r>
+        <w:rPr>
+          <w:b/>
+          <w:bCs/>
+        </w:rPr>
+        <w:t xml:space="preserve">OF</w:t>
+      </w:r>
+      <w:r>
+        <w:rPr>
+          <w:b/>
+          <w:bCs/>
+        </w:rPr>
+        <w:t xml:space="preserve"> </w:t>
+      </w:r>
+      <w:r>
+        <w:rPr>
+          <w:b/>
+          <w:bCs/>
+        </w:rPr>
+        <w:t xml:space="preserve">CONTENTS</w:t>
       </w:r>
     </w:p>
     <w:p>
@@ -552,8 +681,7 @@
           <w:tab w:val="right" w:leader="dot" w:pos="9360"/>
         </w:tabs>
         <w:spacing w:before="276" w:after="0" w:line="276" w:lineRule="exact"/>
-        <w:ind w:left="720" w:right="1440" w:hanging="720"/>
-        <w:jc w:val="left"/>
+        <w:ind w:left="0" w:right="1440" w:firstLine="0"/>
       </w:pPr>
       <w:r>
         <w:t xml:space="preserve">PRELIMINARY</w:t>
@@ -581,8 +709,7 @@
           <w:tab w:val="right" w:leader="dot" w:pos="9360"/>
         </w:tabs>
         <w:spacing w:before="276" w:after="0" w:line="276" w:lineRule="exact"/>
-        <w:ind w:left="720" w:right="1440" w:hanging="720"/>
-        <w:jc w:val="left"/>
+        <w:ind w:left="0" w:right="1440" w:firstLine="0"/>
       </w:pPr>
       <w:r>
         <w:t xml:space="preserve">LEGAL</w:t>
@@ -610,8 +737,7 @@
           <w:tab w:val="right" w:leader="dot" w:pos="9360"/>
         </w:tabs>
         <w:spacing w:before="276" w:after="0" w:line="276" w:lineRule="exact"/>
-        <w:ind w:left="720" w:right="1440" w:hanging="720"/>
-        <w:jc w:val="left"/>
+        <w:ind w:left="0" w:right="1440" w:firstLine="0"/>
       </w:pPr>
       <w:r>
         <w:t xml:space="preserve">ARGUMENT</w:t>
@@ -623,7 +749,7 @@
         <w:tab/>
       </w:r>
       <w:r>
-        <w:t xml:space="preserve">4</w:t>
+        <w:t xml:space="preserve">3</w:t>
       </w:r>
     </w:p>
     <w:p>
@@ -633,8 +759,7 @@
           <w:tab w:val="right" w:leader="dot" w:pos="9360"/>
         </w:tabs>
         <w:spacing w:before="276" w:after="0" w:line="276" w:lineRule="exact"/>
-        <w:ind w:left="720" w:right="1440" w:hanging="720"/>
-        <w:jc w:val="left"/>
+        <w:ind w:left="1440" w:right="1440" w:hanging="720"/>
       </w:pPr>
       <w:r>
         <w:t xml:space="preserve">A.</w:t>
@@ -820,7 +945,7 @@
         <w:tab/>
       </w:r>
       <w:r>
-        <w:t xml:space="preserve">4</w:t>
+        <w:t xml:space="preserve">3</w:t>
       </w:r>
     </w:p>
     <w:p>
@@ -830,8 +955,7 @@
           <w:tab w:val="right" w:leader="dot" w:pos="9360"/>
         </w:tabs>
         <w:spacing w:before="276" w:after="0" w:line="276" w:lineRule="exact"/>
-        <w:ind w:left="720" w:right="1440" w:hanging="720"/>
-        <w:jc w:val="left"/>
+        <w:ind w:left="1440" w:right="1440" w:hanging="720"/>
       </w:pPr>
       <w:r>
         <w:t xml:space="preserve">B.</w:t>
@@ -963,7 +1087,7 @@
         <w:tab/>
       </w:r>
       <w:r>
-        <w:t xml:space="preserve">6</w:t>
+        <w:t xml:space="preserve">5</w:t>
       </w:r>
     </w:p>
     <w:p>
@@ -973,8 +1097,7 @@
           <w:tab w:val="right" w:leader="dot" w:pos="9360"/>
         </w:tabs>
         <w:spacing w:before="276" w:after="0" w:line="276" w:lineRule="exact"/>
-        <w:ind w:left="720" w:right="1440" w:hanging="720"/>
-        <w:jc w:val="left"/>
+        <w:ind w:left="0" w:right="1440" w:firstLine="0"/>
       </w:pPr>
       <w:r>
         <w:t xml:space="preserve">CONCLUSION</w:t>
@@ -986,14 +1109,19 @@
         <w:tab/>
       </w:r>
       <w:r>
-        <w:t xml:space="preserve">8</w:t>
+        <w:t xml:space="preserve">7</w:t>
       </w:r>
     </w:p>
     <w:p>
       <w:pPr>
+        <w:pageBreakBefore/>
+        <w:spacing w:before="0" w:after="0" w:line="1" w:lineRule="exact"/>
+      </w:pPr>
+    </w:p>
+    <w:p>
+      <w:pPr>
         <w:keepNext/>
         <w:keepLines/>
-        <w:pageBreakBefore/>
         <w:spacing w:before="0" w:after="0" w:line="276" w:lineRule="exact"/>
         <w:ind w:left="0" w:firstLine="0"/>
         <w:jc w:val="center"/>
@@ -1003,29 +1131,44 @@
           <w:b/>
           <w:bCs/>
         </w:rPr>
-        <w:t xml:space="preserve">TABLE OF AUTHORITIES</w:t>
+        <w:t xml:space="preserve">TABLE</w:t>
+      </w:r>
+      <w:r>
+        <w:rPr>
+          <w:b/>
+          <w:bCs/>
+        </w:rPr>
+        <w:t xml:space="preserve"> </w:t>
+      </w:r>
+      <w:r>
+        <w:rPr>
+          <w:b/>
+          <w:bCs/>
+        </w:rPr>
+        <w:t xml:space="preserve">OF</w:t>
+      </w:r>
+      <w:r>
+        <w:rPr>
+          <w:b/>
+          <w:bCs/>
+        </w:rPr>
+        <w:t xml:space="preserve"> </w:t>
+      </w:r>
+      <w:r>
+        <w:rPr>
+          <w:b/>
+          <w:bCs/>
+        </w:rPr>
+        <w:t xml:space="preserve">AUTHORITIES</w:t>
       </w:r>
     </w:p>
     <w:p>
       <w:pPr>
         <w:keepNext/>
         <w:keepLines/>
-        <w:spacing w:before="276" w:after="0" w:line="276" w:lineRule="exact"/>
-        <w:ind w:left="0" w:firstLine="0"/>
-        <w:jc w:val="right"/>
-      </w:pPr>
-      <w:r>
-        <w:rPr>
-          <w:b/>
-          <w:bCs/>
-        </w:rPr>
-        <w:t xml:space="preserve">Page(s)</w:t>
-      </w:r>
-    </w:p>
-    <w:p>
-      <w:pPr>
-        <w:keepNext/>
-        <w:keepLines/>
+        <w:tabs>
+          <w:tab w:val="right" w:pos="9360"/>
+        </w:tabs>
         <w:spacing w:before="276" w:after="0" w:line="276" w:lineRule="exact"/>
         <w:ind w:left="0" w:firstLine="0"/>
         <w:jc w:val="left"/>
@@ -1036,6 +1179,20 @@
           <w:bCs/>
         </w:rPr>
         <w:t xml:space="preserve">Cases</w:t>
+      </w:r>
+      <w:r>
+        <w:rPr>
+          <w:b/>
+          <w:bCs/>
+        </w:rPr>
+        <w:tab/>
+      </w:r>
+      <w:r>
+        <w:rPr>
+          <w:b/>
+          <w:bCs/>
+        </w:rPr>
+        <w:t xml:space="preserve">Page(s)</w:t>
       </w:r>
     </w:p>
     <w:p>
@@ -1046,7 +1203,6 @@
         </w:tabs>
         <w:spacing w:before="276" w:after="0" w:line="276" w:lineRule="exact"/>
         <w:ind w:left="504" w:right="1440" w:hanging="504"/>
-        <w:jc w:val="left"/>
       </w:pPr>
       <w:r>
         <w:rPr>
@@ -1084,7 +1240,10 @@
         <w:t xml:space="preserve">Iqbal</w:t>
       </w:r>
       <w:r>
-        <w:t xml:space="preserve">, </w:t>
+        <w:t xml:space="preserve">,</w:t>
+      </w:r>
+      <w:r>
+        <w:t xml:space="preserve"> </w:t>
       </w:r>
       <w:r>
         <w:t xml:space="preserve">556</w:t>
@@ -1125,7 +1284,6 @@
         </w:tabs>
         <w:spacing w:before="276" w:after="0" w:line="276" w:lineRule="exact"/>
         <w:ind w:left="504" w:right="1440" w:hanging="504"/>
-        <w:jc w:val="left"/>
       </w:pPr>
       <w:r>
         <w:rPr>
@@ -1163,7 +1321,10 @@
         <w:t xml:space="preserve">Delfgauw</w:t>
       </w:r>
       <w:r>
-        <w:t xml:space="preserve">, </w:t>
+        <w:t xml:space="preserve">,</w:t>
+      </w:r>
+      <w:r>
+        <w:t xml:space="preserve"> </w:t>
       </w:r>
       <w:r>
         <w:t xml:space="preserve">2025</w:t>
@@ -1228,7 +1389,6 @@
         </w:tabs>
         <w:spacing w:before="276" w:after="0" w:line="276" w:lineRule="exact"/>
         <w:ind w:left="504" w:right="1440" w:hanging="504"/>
-        <w:jc w:val="left"/>
       </w:pPr>
       <w:r>
         <w:rPr>
@@ -1294,7 +1454,10 @@
         <w:t xml:space="preserve">Twombly</w:t>
       </w:r>
       <w:r>
-        <w:t xml:space="preserve">, </w:t>
+        <w:t xml:space="preserve">,</w:t>
+      </w:r>
+      <w:r>
+        <w:t xml:space="preserve"> </w:t>
       </w:r>
       <w:r>
         <w:t xml:space="preserve">550</w:t>
@@ -1335,7 +1498,6 @@
         </w:tabs>
         <w:spacing w:before="276" w:after="0" w:line="276" w:lineRule="exact"/>
         <w:ind w:left="504" w:right="1440" w:hanging="504"/>
-        <w:jc w:val="left"/>
       </w:pPr>
       <w:r>
         <w:rPr>
@@ -1485,7 +1647,10 @@
         <w:t xml:space="preserve">Ctr.</w:t>
       </w:r>
       <w:r>
-        <w:t xml:space="preserve">, </w:t>
+        <w:t xml:space="preserve">,</w:t>
+      </w:r>
+      <w:r>
+        <w:t xml:space="preserve"> </w:t>
       </w:r>
       <w:r>
         <w:t xml:space="preserve">2016</w:t>
@@ -1551,7 +1716,7 @@
         <w:tab/>
       </w:r>
       <w:r>
-        <w:t xml:space="preserve">3</w:t>
+        <w:t xml:space="preserve">2</w:t>
       </w:r>
     </w:p>
     <w:p>
@@ -1562,7 +1727,6 @@
         </w:tabs>
         <w:spacing w:before="276" w:after="0" w:line="276" w:lineRule="exact"/>
         <w:ind w:left="504" w:right="1440" w:hanging="504"/>
-        <w:jc w:val="left"/>
       </w:pPr>
       <w:r>
         <w:rPr>
@@ -1628,7 +1792,10 @@
         <w:t xml:space="preserve">Co.</w:t>
       </w:r>
       <w:r>
-        <w:t xml:space="preserve">, </w:t>
+        <w:t xml:space="preserve">,</w:t>
+      </w:r>
+      <w:r>
+        <w:t xml:space="preserve"> </w:t>
       </w:r>
       <w:r>
         <w:t xml:space="preserve">974</w:t>
@@ -1681,7 +1848,6 @@
         </w:tabs>
         <w:spacing w:before="276" w:after="0" w:line="276" w:lineRule="exact"/>
         <w:ind w:left="504" w:right="1440" w:hanging="504"/>
-        <w:jc w:val="left"/>
       </w:pPr>
       <w:r>
         <w:rPr>
@@ -1761,7 +1927,10 @@
         <w:t xml:space="preserve">Inc.</w:t>
       </w:r>
       <w:r>
-        <w:t xml:space="preserve">, </w:t>
+        <w:t xml:space="preserve">,</w:t>
+      </w:r>
+      <w:r>
+        <w:t xml:space="preserve"> </w:t>
       </w:r>
       <w:r>
         <w:t xml:space="preserve">No.</w:t>
@@ -1770,9 +1939,7 @@
         <w:t xml:space="preserve"> </w:t>
       </w:r>
       <w:r>
-        <w:t xml:space="preserve">23</w:t>
-        <w:noBreakHyphen/>
-        <w:t xml:space="preserve">10331,</w:t>
+        <w:t xml:space="preserve">23-⁠10331,</w:t>
       </w:r>
       <w:r>
         <w:t xml:space="preserve"> </w:t>
@@ -1852,7 +2019,6 @@
         </w:tabs>
         <w:spacing w:before="276" w:after="0" w:line="276" w:lineRule="exact"/>
         <w:ind w:left="504" w:right="1440" w:hanging="504"/>
-        <w:jc w:val="left"/>
       </w:pPr>
       <w:r>
         <w:rPr>
@@ -1932,7 +2098,10 @@
         <w:t xml:space="preserve">LLC</w:t>
       </w:r>
       <w:r>
-        <w:t xml:space="preserve">, </w:t>
+        <w:t xml:space="preserve">,</w:t>
+      </w:r>
+      <w:r>
+        <w:t xml:space="preserve"> </w:t>
       </w:r>
       <w:r>
         <w:t xml:space="preserve">2023</w:t>
@@ -2003,7 +2172,6 @@
         </w:tabs>
         <w:spacing w:before="276" w:after="0" w:line="276" w:lineRule="exact"/>
         <w:ind w:left="504" w:right="1440" w:hanging="504"/>
-        <w:jc w:val="left"/>
       </w:pPr>
       <w:r>
         <w:rPr>
@@ -2069,7 +2237,10 @@
         <w:t xml:space="preserve">LLC</w:t>
       </w:r>
       <w:r>
-        <w:t xml:space="preserve">, </w:t>
+        <w:t xml:space="preserve">,</w:t>
+      </w:r>
+      <w:r>
+        <w:t xml:space="preserve"> </w:t>
       </w:r>
       <w:r>
         <w:t xml:space="preserve">No.</w:t>
@@ -2078,9 +2249,7 @@
         <w:t xml:space="preserve"> </w:t>
       </w:r>
       <w:r>
-        <w:t xml:space="preserve">2:20-cv</w:t>
-        <w:noBreakHyphen/>
-        <w:t xml:space="preserve">07333-RGK-KS,</w:t>
+        <w:t xml:space="preserve">2:20-cv-⁠07333-RGK-KS,</w:t>
       </w:r>
       <w:r>
         <w:t xml:space="preserve"> </w:t>
@@ -2137,7 +2306,7 @@
         <w:tab/>
       </w:r>
       <w:r>
-        <w:t xml:space="preserve">5</w:t>
+        <w:t xml:space="preserve">4</w:t>
       </w:r>
     </w:p>
     <w:p>
@@ -2148,7 +2317,6 @@
         </w:tabs>
         <w:spacing w:before="276" w:after="0" w:line="276" w:lineRule="exact"/>
         <w:ind w:left="504" w:right="1440" w:hanging="504"/>
-        <w:jc w:val="left"/>
       </w:pPr>
       <w:r>
         <w:rPr>
@@ -2256,7 +2424,10 @@
         <w:t xml:space="preserve">Tex.</w:t>
       </w:r>
       <w:r>
-        <w:t xml:space="preserve">, </w:t>
+        <w:t xml:space="preserve">,</w:t>
+      </w:r>
+      <w:r>
+        <w:t xml:space="preserve"> </w:t>
       </w:r>
       <w:r>
         <w:t xml:space="preserve">No.</w:t>
@@ -2265,9 +2436,7 @@
         <w:t xml:space="preserve"> </w:t>
       </w:r>
       <w:r>
-        <w:t xml:space="preserve">6:24-cv</w:t>
-        <w:noBreakHyphen/>
-        <w:t xml:space="preserve">00243-MC,</w:t>
+        <w:t xml:space="preserve">6:24-cv-⁠00243-MC,</w:t>
       </w:r>
       <w:r>
         <w:t xml:space="preserve"> </w:t>
@@ -2336,7 +2505,7 @@
         <w:tab/>
       </w:r>
       <w:r>
-        <w:t xml:space="preserve">7</w:t>
+        <w:t xml:space="preserve">6</w:t>
       </w:r>
     </w:p>
     <w:p>
@@ -2347,7 +2516,6 @@
         </w:tabs>
         <w:spacing w:before="276" w:after="0" w:line="276" w:lineRule="exact"/>
         <w:ind w:left="504" w:right="1440" w:hanging="504"/>
-        <w:jc w:val="left"/>
       </w:pPr>
       <w:r>
         <w:rPr>
@@ -2427,7 +2595,10 @@
         <w:t xml:space="preserve">Inc.</w:t>
       </w:r>
       <w:r>
-        <w:t xml:space="preserve">, </w:t>
+        <w:t xml:space="preserve">,</w:t>
+      </w:r>
+      <w:r>
+        <w:t xml:space="preserve"> </w:t>
       </w:r>
       <w:r>
         <w:t xml:space="preserve">887</w:t>
@@ -2469,7 +2640,7 @@
         <w:tab/>
       </w:r>
       <w:r>
-        <w:t xml:space="preserve">5</w:t>
+        <w:t xml:space="preserve">4</w:t>
       </w:r>
     </w:p>
     <w:p>
@@ -2480,7 +2651,6 @@
         </w:tabs>
         <w:spacing w:before="276" w:after="0" w:line="276" w:lineRule="exact"/>
         <w:ind w:left="504" w:right="1440" w:hanging="504"/>
-        <w:jc w:val="left"/>
       </w:pPr>
       <w:r>
         <w:rPr>
@@ -2532,7 +2702,10 @@
         <w:t xml:space="preserve">Univ.</w:t>
       </w:r>
       <w:r>
-        <w:t xml:space="preserve">, </w:t>
+        <w:t xml:space="preserve">,</w:t>
+      </w:r>
+      <w:r>
+        <w:t xml:space="preserve"> </w:t>
       </w:r>
       <w:r>
         <w:t xml:space="preserve">624</w:t>
@@ -2597,7 +2770,6 @@
         </w:tabs>
         <w:spacing w:before="276" w:after="0" w:line="276" w:lineRule="exact"/>
         <w:ind w:left="504" w:right="1440" w:hanging="504"/>
-        <w:jc w:val="left"/>
       </w:pPr>
       <w:r>
         <w:rPr>
@@ -2663,7 +2835,10 @@
         <w:t xml:space="preserve">Grp.</w:t>
       </w:r>
       <w:r>
-        <w:t xml:space="preserve">, </w:t>
+        <w:t xml:space="preserve">,</w:t>
+      </w:r>
+      <w:r>
+        <w:t xml:space="preserve"> </w:t>
       </w:r>
       <w:r>
         <w:t xml:space="preserve">2017</w:t>
@@ -2740,7 +2915,6 @@
         </w:tabs>
         <w:spacing w:before="276" w:after="0" w:line="276" w:lineRule="exact"/>
         <w:ind w:left="504" w:right="1440" w:hanging="504"/>
-        <w:jc w:val="left"/>
       </w:pPr>
       <w:r>
         <w:rPr>
@@ -3002,7 +3176,10 @@
         <w:t xml:space="preserve">Inc.</w:t>
       </w:r>
       <w:r>
-        <w:t xml:space="preserve">, </w:t>
+        <w:t xml:space="preserve">,</w:t>
+      </w:r>
+      <w:r>
+        <w:t xml:space="preserve"> </w:t>
       </w:r>
       <w:r>
         <w:t xml:space="preserve">712</w:t>
@@ -3055,7 +3232,6 @@
         </w:tabs>
         <w:spacing w:before="276" w:after="0" w:line="276" w:lineRule="exact"/>
         <w:ind w:left="504" w:right="1440" w:hanging="504"/>
-        <w:jc w:val="left"/>
       </w:pPr>
       <w:r>
         <w:rPr>
@@ -3093,7 +3269,10 @@
         <w:t xml:space="preserve">Byrd</w:t>
       </w:r>
       <w:r>
-        <w:t xml:space="preserve">, </w:t>
+        <w:t xml:space="preserve">,</w:t>
+      </w:r>
+      <w:r>
+        <w:t xml:space="preserve"> </w:t>
       </w:r>
       <w:r>
         <w:t xml:space="preserve">521</w:t>
@@ -3134,7 +3313,6 @@
         </w:tabs>
         <w:spacing w:before="276" w:after="0" w:line="276" w:lineRule="exact"/>
         <w:ind w:left="504" w:right="1440" w:hanging="504"/>
-        <w:jc w:val="left"/>
       </w:pPr>
       <w:r>
         <w:rPr>
@@ -3228,7 +3406,10 @@
         <w:t xml:space="preserve">Org.</w:t>
       </w:r>
       <w:r>
-        <w:t xml:space="preserve">, </w:t>
+        <w:t xml:space="preserve">,</w:t>
+      </w:r>
+      <w:r>
+        <w:t xml:space="preserve"> </w:t>
       </w:r>
       <w:r>
         <w:t xml:space="preserve">426</w:t>
@@ -3269,7 +3450,6 @@
         </w:tabs>
         <w:spacing w:before="276" w:after="0" w:line="276" w:lineRule="exact"/>
         <w:ind w:left="504" w:right="1440" w:hanging="504"/>
-        <w:jc w:val="left"/>
       </w:pPr>
       <w:r>
         <w:rPr>
@@ -3321,7 +3501,10 @@
         <w:t xml:space="preserve">Robins</w:t>
       </w:r>
       <w:r>
-        <w:t xml:space="preserve">, </w:t>
+        <w:t xml:space="preserve">,</w:t>
+      </w:r>
+      <w:r>
+        <w:t xml:space="preserve"> </w:t>
       </w:r>
       <w:r>
         <w:t xml:space="preserve">136</w:t>
@@ -3368,7 +3551,6 @@
         </w:tabs>
         <w:spacing w:before="276" w:after="0" w:line="276" w:lineRule="exact"/>
         <w:ind w:left="504" w:right="1440" w:hanging="504"/>
-        <w:jc w:val="left"/>
       </w:pPr>
       <w:r>
         <w:rPr>
@@ -3434,7 +3616,10 @@
         <w:t xml:space="preserve">Inc.</w:t>
       </w:r>
       <w:r>
-        <w:t xml:space="preserve">, </w:t>
+        <w:t xml:space="preserve">,</w:t>
+      </w:r>
+      <w:r>
+        <w:t xml:space="preserve"> </w:t>
       </w:r>
       <w:r>
         <w:t xml:space="preserve">2016</w:t>
@@ -3575,7 +3760,6 @@
         </w:tabs>
         <w:spacing w:before="276" w:after="0" w:line="276" w:lineRule="exact"/>
         <w:ind w:left="504" w:right="1440" w:hanging="504"/>
-        <w:jc w:val="left"/>
       </w:pPr>
       <w:r>
         <w:t xml:space="preserve">47</w:t>
@@ -3640,7 +3824,6 @@
         </w:tabs>
         <w:spacing w:before="276" w:after="0" w:line="276" w:lineRule="exact"/>
         <w:ind w:left="504" w:right="1440" w:hanging="504"/>
-        <w:jc w:val="left"/>
       </w:pPr>
       <w:r>
         <w:t xml:space="preserve">47</w:t>
@@ -3670,7 +3853,7 @@
         <w:tab/>
       </w:r>
       <w:r>
-        <w:t xml:space="preserve">1, 5, 6</w:t>
+        <w:t xml:space="preserve">1, 4, 5</w:t>
       </w:r>
     </w:p>
     <w:p>
@@ -3686,7 +3869,21 @@
           <w:b/>
           <w:bCs/>
         </w:rPr>
-        <w:t xml:space="preserve">Federal Rules</w:t>
+        <w:t xml:space="preserve">Federal</w:t>
+      </w:r>
+      <w:r>
+        <w:rPr>
+          <w:b/>
+          <w:bCs/>
+        </w:rPr>
+        <w:t xml:space="preserve"> </w:t>
+      </w:r>
+      <w:r>
+        <w:rPr>
+          <w:b/>
+          <w:bCs/>
+        </w:rPr>
+        <w:t xml:space="preserve">Rules</w:t>
       </w:r>
     </w:p>
     <w:p>
@@ -3697,7 +3894,6 @@
         </w:tabs>
         <w:spacing w:before="276" w:after="0" w:line="276" w:lineRule="exact"/>
         <w:ind w:left="504" w:right="1440" w:hanging="504"/>
-        <w:jc w:val="left"/>
       </w:pPr>
       <w:r>
         <w:t xml:space="preserve">FRCP</w:t>
@@ -3715,7 +3911,7 @@
         <w:tab/>
       </w:r>
       <w:r>
-        <w:t xml:space="preserve">1, 3, 8</w:t>
+        <w:t xml:space="preserve">1, 3, 7</w:t>
       </w:r>
     </w:p>
     <w:p>
@@ -3726,7 +3922,6 @@
         </w:tabs>
         <w:spacing w:before="276" w:after="0" w:line="276" w:lineRule="exact"/>
         <w:ind w:left="504" w:right="1440" w:hanging="504"/>
-        <w:jc w:val="left"/>
       </w:pPr>
       <w:r>
         <w:t xml:space="preserve">Rule</w:t>
@@ -3744,7 +3939,7 @@
         <w:tab/>
       </w:r>
       <w:r>
-        <w:t xml:space="preserve">1, 2, 3, 8</w:t>
+        <w:t xml:space="preserve">1, 2, 3, 7</w:t>
       </w:r>
     </w:p>
     <w:p>
@@ -3771,7 +3966,6 @@
         </w:tabs>
         <w:spacing w:before="276" w:after="0" w:line="276" w:lineRule="exact"/>
         <w:ind w:left="504" w:right="1440" w:hanging="504"/>
-        <w:jc w:val="left"/>
       </w:pPr>
       <w:r>
         <w:t xml:space="preserve">47</w:t>
@@ -3812,7 +4006,6 @@
         </w:tabs>
         <w:spacing w:before="276" w:after="0" w:line="276" w:lineRule="exact"/>
         <w:ind w:left="504" w:right="1440" w:hanging="504"/>
-        <w:jc w:val="left"/>
       </w:pPr>
       <w:r>
         <w:t xml:space="preserve">47</w:t>
@@ -3842,16 +4035,16 @@
         <w:tab/>
       </w:r>
       <w:r>
-        <w:t xml:space="preserve">1, 6, 7</w:t>
+        <w:t xml:space="preserve">1, 5, 6</w:t>
       </w:r>
     </w:p>
     <w:p>
       <w:pPr>
-        <w:spacing w:before="0" w:after="0" w:line="20" w:lineRule="exact"/>
+        <w:spacing w:before="0" w:after="0" w:line="1" w:lineRule="exact"/>
         <w:sectPr>
-          <w:footerReference w:type="default" r:id="rIdCtdPage"/>
+          <w:footerReference w:type="default" r:id="rIdXdPage"/>
           <w:pgSz w:w="12240" w:h="15840"/>
-          <w:pgMar w:top="1440" w:right="1440" w:bottom="1440" w:left="1440" w:header="720" w:footer="720" w:gutter="0"/>
+          <w:pgMar w:top="1440" w:right="1440" w:bottom="1440" w:left="1440" w:header="720" w:footer="732" w:gutter="0"/>
           <w:pgNumType w:fmt="lowerRoman" w:start="1"/>
         </w:sectPr>
       </w:pPr>
@@ -3861,36 +4054,14 @@
         <w:pStyle w:val="BodyText"/>
       </w:pPr>
       <w:r>
-        <w:t xml:space="preserve">Defendant MedGuard Alert, Inc. (“MedGuard” or “Defendant”), through undersigned counsel, respectfully submits this memorandum of law in support of its motion to dismiss with prejudice the Complaint (“Complaint”) (ECF Doc. 1) that was filed by Plaintiffs Anthony Whitfield (“Whitfield”) and Rochelle Ribeiro White (“White”) (collectively “Plaintiffs”). This motion is brought under</w:t>
-      </w:r>
-      <w:r>
-        <w:t xml:space="preserve"> </w:t>
-      </w:r>
-      <w:hyperlink r:id="rId9">
-        <w:r>
-          <w:rPr>
-            <w:rStyle w:val="Hyperlink"/>
-          </w:rPr>
-          <w:t xml:space="preserve">FRCP Rules 12(b)⁠(6)</w:t>
-        </w:r>
-      </w:hyperlink>
-      <w:r>
-        <w:t xml:space="preserve"> </w:t>
-      </w:r>
-      <w:r>
-        <w:t xml:space="preserve">and</w:t>
-      </w:r>
-      <w:r>
-        <w:t xml:space="preserve"> </w:t>
-      </w:r>
-      <w:hyperlink r:id="rId10">
-        <w:r>
-          <w:rPr>
-            <w:rStyle w:val="Hyperlink"/>
-          </w:rPr>
-          <w:t xml:space="preserve">12(b)⁠(1)</w:t>
-        </w:r>
-      </w:hyperlink>
+        <w:t xml:space="preserve">Defendant MedGuard Alert, Inc. (“MedGuard” or “Defendant”), through undersigned counsel, respectfully submits this memorandum of law in support of its motion to dismiss with prejudice the Complaint (“Complaint”) (ECF Doc. 1) that was filed by Plaintiffs Anthony Whitfield (“Whitfield”) and Rochelle Ribeiro White (“White”) (collectively “Plaintiffs”). This motion is brought under FRCP</w:t>
+      </w:r>
+      <w:r>
+        <w:t xml:space="preserve"> </w:t>
+      </w:r>
+      <w:r>
+        <w:t xml:space="preserve">Rules 12(b)⁠(6) and 12(b)⁠(1)</w:t>
+      </w:r>
       <w:r>
         <w:t xml:space="preserve">.</w:t>
       </w:r>
@@ -3930,75 +4101,31 @@
         <w:pStyle w:val="BodyText"/>
       </w:pPr>
       <w:r>
-        <w:t xml:space="preserve">Plaintiffs seek statutory damages and injunctive relief for themselves and a putative nationwide class based on telemarketing phone calls they allegedly received from or at the direction of Defendant in October 2025. Plaintiffs bring three causes of action, alleging that the calls: 1) violated</w:t>
-      </w:r>
-      <w:r>
-        <w:t xml:space="preserve"> </w:t>
-      </w:r>
-      <w:hyperlink r:id="rId11">
-        <w:r>
-          <w:rPr>
-            <w:rStyle w:val="Hyperlink"/>
-          </w:rPr>
-          <w:t xml:space="preserve">47 C.F.R. 64.1200(C)⁠(2)</w:t>
-        </w:r>
-      </w:hyperlink>
-      <w:r>
-        <w:t xml:space="preserve"> </w:t>
-      </w:r>
-      <w:r>
-        <w:t xml:space="preserve">and</w:t>
-      </w:r>
-      <w:r>
-        <w:t xml:space="preserve"> </w:t>
-      </w:r>
-      <w:hyperlink r:id="rId12">
-        <w:r>
-          <w:rPr>
-            <w:rStyle w:val="Hyperlink"/>
-          </w:rPr>
-          <w:t xml:space="preserve">47 U.S.C § 227</w:t>
-        </w:r>
-      </w:hyperlink>
-      <w:r>
-        <w:t xml:space="preserve"> </w:t>
-      </w:r>
-      <w:r>
-        <w:t xml:space="preserve">of the Telephone Consumer Protection Act (“TCPA”) because the calls were made to Whitfield while his number was on the National Do Not Call Registry; 2) violated</w:t>
-      </w:r>
-      <w:r>
-        <w:t xml:space="preserve"> </w:t>
-      </w:r>
-      <w:hyperlink r:id="rId13">
-        <w:r>
-          <w:rPr>
-            <w:rStyle w:val="Hyperlink"/>
-          </w:rPr>
-          <w:t xml:space="preserve">47 C.F.R. § 64.1601(e)</w:t>
-        </w:r>
-      </w:hyperlink>
-      <w:r>
-        <w:t xml:space="preserve"> </w:t>
-      </w:r>
-      <w:r>
-        <w:t xml:space="preserve">because caller identification information was not properly transmitted; and 3) violated</w:t>
-      </w:r>
-      <w:r>
-        <w:t xml:space="preserve"> </w:t>
-      </w:r>
-      <w:hyperlink r:id="rId12">
-        <w:r>
-          <w:rPr>
-            <w:rStyle w:val="Hyperlink"/>
-          </w:rPr>
-          <w:t xml:space="preserve">47 U.S.C. § 227(b)</w:t>
-        </w:r>
-      </w:hyperlink>
-      <w:r>
-        <w:t xml:space="preserve"> </w:t>
-      </w:r>
-      <w:r>
-        <w:t xml:space="preserve">because the messages were pre-recorded.</w:t>
+        <w:t xml:space="preserve">Plaintiffs seek statutory damages and injunctive relief for themselves and a putative nationwide class based on telemarketing phone calls they allegedly received from or at the direction of Defendant in October 2025. Plaintiffs bring three causes of action, alleging that the calls: 1) violated 47</w:t>
+      </w:r>
+      <w:r>
+        <w:t xml:space="preserve"> </w:t>
+      </w:r>
+      <w:r>
+        <w:t xml:space="preserve">C.F.R. 64.1200(C)⁠(2) and 47</w:t>
+      </w:r>
+      <w:r>
+        <w:t xml:space="preserve"> </w:t>
+      </w:r>
+      <w:r>
+        <w:t xml:space="preserve">U.S.C § 227 of the Telephone Consumer Protection Act (“TCPA”) because the calls were made to Whitfield while his number was on the National Do Not Call Registry; 2) violated 47</w:t>
+      </w:r>
+      <w:r>
+        <w:t xml:space="preserve"> </w:t>
+      </w:r>
+      <w:r>
+        <w:t xml:space="preserve">C.F.R. § 64.1601(e) because caller identification information was not properly transmitted; and 3) violated 47</w:t>
+      </w:r>
+      <w:r>
+        <w:t xml:space="preserve"> </w:t>
+      </w:r>
+      <w:r>
+        <w:t xml:space="preserve">U.S.C. § 227(b) because the messages were pre-recorded.</w:t>
       </w:r>
     </w:p>
     <w:p>
@@ -4011,10 +4138,10 @@
     </w:p>
     <w:p>
       <w:pPr>
-        <w:pStyle w:val="BriefItem"/>
-      </w:pPr>
-      <w:r>
-        <w:t xml:space="preserve">1)</w:t>
+        <w:pStyle w:val="XdList1"/>
+      </w:pPr>
+      <w:r>
+        <w:t xml:space="preserve">1.</w:t>
       </w:r>
       <w:r>
         <w:tab/>
@@ -4025,55 +4152,36 @@
     </w:p>
     <w:p>
       <w:pPr>
-        <w:pStyle w:val="BriefItem"/>
-      </w:pPr>
-      <w:r>
-        <w:t xml:space="preserve">2)</w:t>
+        <w:pStyle w:val="XdList1"/>
+      </w:pPr>
+      <w:r>
+        <w:t xml:space="preserve">2.</w:t>
       </w:r>
       <w:r>
         <w:tab/>
       </w:r>
       <w:r>
-        <w:t xml:space="preserve">As to the second cause of action, there is no private right of action under</w:t>
-      </w:r>
-      <w:r>
-        <w:t xml:space="preserve"> </w:t>
-      </w:r>
-      <w:hyperlink r:id="rId14">
-        <w:r>
-          <w:rPr>
-            <w:rStyle w:val="Hyperlink"/>
-          </w:rPr>
-          <w:t xml:space="preserve">47 U.S.C. § 227(c)⁠(5)</w:t>
-        </w:r>
-      </w:hyperlink>
-      <w:r>
-        <w:t xml:space="preserve"> </w:t>
-      </w:r>
-      <w:r>
-        <w:t xml:space="preserve">for alleged violations of</w:t>
-      </w:r>
-      <w:r>
-        <w:t xml:space="preserve"> </w:t>
-      </w:r>
-      <w:hyperlink r:id="rId13">
-        <w:r>
-          <w:rPr>
-            <w:rStyle w:val="Hyperlink"/>
-          </w:rPr>
-          <w:t xml:space="preserve">47 C.F.R. § 64.1601(e)</w:t>
-        </w:r>
-      </w:hyperlink>
-      <w:r>
-        <w:t xml:space="preserve">.</w:t>
+        <w:t xml:space="preserve">As to the second cause of action, there is no private right of action under 47</w:t>
+      </w:r>
+      <w:r>
+        <w:t xml:space="preserve"> </w:t>
+      </w:r>
+      <w:r>
+        <w:t xml:space="preserve">U.S.C. § 227(c)⁠(5) for alleged violations of 47</w:t>
+      </w:r>
+      <w:r>
+        <w:t xml:space="preserve"> </w:t>
+      </w:r>
+      <w:r>
+        <w:t xml:space="preserve">C.F.R. § 64.1601(e).</w:t>
       </w:r>
     </w:p>
     <w:p>
       <w:pPr>
-        <w:pStyle w:val="BriefItem"/>
-      </w:pPr>
-      <w:r>
-        <w:t xml:space="preserve">3)</w:t>
+        <w:pStyle w:val="XdList1"/>
+      </w:pPr>
+      <w:r>
+        <w:t xml:space="preserve">3.</w:t>
       </w:r>
       <w:r>
         <w:tab/>
@@ -4084,10 +4192,10 @@
     </w:p>
     <w:p>
       <w:pPr>
-        <w:pStyle w:val="BriefItem"/>
-      </w:pPr>
-      <w:r>
-        <w:t xml:space="preserve">4)</w:t>
+        <w:pStyle w:val="XdList1"/>
+      </w:pPr>
+      <w:r>
+        <w:t xml:space="preserve">4.</w:t>
       </w:r>
       <w:r>
         <w:tab/>
@@ -4130,39 +4238,20 @@
       <w:pPr>
         <w:pStyle w:val="BodyText"/>
       </w:pPr>
-      <w:hyperlink r:id="rId9">
-        <w:r>
-          <w:rPr>
-            <w:rStyle w:val="Hyperlink"/>
-          </w:rPr>
-          <w:t xml:space="preserve">Rule 12(b)⁠(6)</w:t>
-        </w:r>
-      </w:hyperlink>
-      <w:r>
-        <w:t xml:space="preserve"> </w:t>
-      </w:r>
-      <w:r>
-        <w:t xml:space="preserve">provides for dismissal where plaintiffs fail to state a claim upon which relief can be granted. A legal claim requires pleading sufficient facts.</w:t>
-      </w:r>
-      <w:r>
-        <w:t xml:space="preserve"> </w:t>
-      </w:r>
-      <w:hyperlink r:id="rId15">
-        <w:r>
-          <w:rPr>
-            <w:rStyle w:val="Hyperlink"/>
-          </w:rPr>
-          <w:t xml:space="preserve">Bell Atl. Corp. v. Twombly</w:t>
-        </w:r>
-      </w:hyperlink>
-      <w:r>
-        <w:t xml:space="preserve">, 550 U.S. 544, 556</w:t>
-      </w:r>
-      <w:r>
-        <w:noBreakHyphen/>
-      </w:r>
-      <w:r>
-        <w:t xml:space="preserve">57 (2007). “Bare assertion[s]” or “conclusory allegations” will not suffice.</w:t>
+      <w:r>
+        <w:t xml:space="preserve">Rule</w:t>
+      </w:r>
+      <w:r>
+        <w:t xml:space="preserve"> </w:t>
+      </w:r>
+      <w:r>
+        <w:t xml:space="preserve">12(b)⁠(6) provides for dismissal where plaintiffs fail to state a claim upon which relief can be granted. A legal claim requires pleading sufficient facts. Bell</w:t>
+      </w:r>
+      <w:r>
+        <w:t xml:space="preserve"> </w:t>
+      </w:r>
+      <w:r>
+        <w:t xml:space="preserve">Atl. Corp. v. Twombly, 550 U.S. 544, 556-⁠57 (2007). “Bare assertion[s]” or “conclusory allegations” will not suffice.</w:t>
       </w:r>
       <w:r>
         <w:t xml:space="preserve"> </w:t>
@@ -4178,21 +4267,13 @@
         <w:t xml:space="preserve"> </w:t>
       </w:r>
       <w:r>
-        <w:t xml:space="preserve">Nor will a “formulaic recitation of the elements.”</w:t>
-      </w:r>
-      <w:r>
-        <w:t xml:space="preserve"> </w:t>
-      </w:r>
-      <w:hyperlink r:id="rId16">
-        <w:r>
-          <w:rPr>
-            <w:rStyle w:val="Hyperlink"/>
-          </w:rPr>
-          <w:t xml:space="preserve">Ashcroft v. Iqbal</w:t>
-        </w:r>
-      </w:hyperlink>
-      <w:r>
-        <w:t xml:space="preserve">, 556 U.S. 662, 681 (2009).</w:t>
+        <w:t xml:space="preserve">Nor will a “formulaic recitation of the elements.” Ashcroft</w:t>
+      </w:r>
+      <w:r>
+        <w:t xml:space="preserve"> </w:t>
+      </w:r>
+      <w:r>
+        <w:t xml:space="preserve">v. Iqbal, 556 U.S. 662, 681 (2009).</w:t>
       </w:r>
       <w:r>
         <w:t xml:space="preserve"> </w:t>
@@ -4223,44 +4304,26 @@
       <w:r>
         <w:t xml:space="preserve"> </w:t>
       </w:r>
-      <w:hyperlink r:id="rId17">
-        <w:r>
-          <w:rPr>
-            <w:rStyle w:val="Hyperlink"/>
-          </w:rPr>
-          <w:t xml:space="preserve">Lee v. Yale Univ.</w:t>
-        </w:r>
-      </w:hyperlink>
-      <w:r>
-        <w:t xml:space="preserve">, 624 F. Supp. 3d 120, 143 (D. Conn. Aug. 30, 2022) (“In considering a motion to dismiss, the Court is ‘not required to credit conclusory allegations or legal conclusions couched as factual allegations.’” (quoting</w:t>
-      </w:r>
-      <w:r>
-        <w:t xml:space="preserve"> </w:t>
-      </w:r>
-      <w:hyperlink r:id="rId18">
-        <w:r>
-          <w:rPr>
-            <w:rStyle w:val="Hyperlink"/>
-          </w:rPr>
-          <w:t xml:space="preserve">Dane v. UnitedHealthcare Ins. Co.</w:t>
-        </w:r>
-      </w:hyperlink>
-      <w:r>
-        <w:t xml:space="preserve">, 974 F.3d 183, 188 (2d Cir. 2020);</w:t>
-      </w:r>
-      <w:r>
-        <w:t xml:space="preserve"> </w:t>
-      </w:r>
-      <w:hyperlink r:id="rId19">
-        <w:r>
-          <w:rPr>
-            <w:rStyle w:val="Hyperlink"/>
-          </w:rPr>
-          <w:t xml:space="preserve">Pension Ben. Guar. Corp. ex rel. St. Vincent Catholic Med. Ctr. Ret. Plan v. Morgan Stanley Inv. Mgmt. Inc.</w:t>
-        </w:r>
-      </w:hyperlink>
-      <w:r>
-        <w:t xml:space="preserve">, 712 F.3d 705, 724 (2d Cir. 2013) (affirming dismissal where plaintiff did “not support its [] claim with factual allegations sufficient to elevate it from the realm of mere ‘legal conclusions’”) (citing</w:t>
+      <w:r>
+        <w:t xml:space="preserve">Lee</w:t>
+      </w:r>
+      <w:r>
+        <w:t xml:space="preserve"> </w:t>
+      </w:r>
+      <w:r>
+        <w:t xml:space="preserve">v. Yale Univ., 624 F. Supp. 3d 120, 143 (D. Conn. Aug. 30, 2022) (“In considering a motion to dismiss, the Court is ‘not required to credit conclusory allegations or legal conclusions couched as factual allegations.’” (quoting Dane</w:t>
+      </w:r>
+      <w:r>
+        <w:t xml:space="preserve"> </w:t>
+      </w:r>
+      <w:r>
+        <w:t xml:space="preserve">v. UnitedHealthcare Ins. Co., 974 F.3d 183, 188 (2d Cir. 2020); Pension</w:t>
+      </w:r>
+      <w:r>
+        <w:t xml:space="preserve"> </w:t>
+      </w:r>
+      <w:r>
+        <w:t xml:space="preserve">Ben. Guar. Corp. ex rel. St. Vincent Catholic Med. Ctr. Ret. Plan v. Morgan Stanley Inv. Mgmt. Inc., 712 F.3d 705, 724 (2d Cir. 2013) (affirming dismissal where plaintiff did “not support its [] claim with factual allegations sufficient to elevate it from the realm of mere ‘legal conclusions’”) (citing</w:t>
       </w:r>
       <w:r>
         <w:t xml:space="preserve"> </w:t>
@@ -4309,16 +4372,14 @@
       <w:r>
         <w:t xml:space="preserve"> </w:t>
       </w:r>
-      <w:hyperlink r:id="rId20">
-        <w:r>
-          <w:rPr>
-            <w:rStyle w:val="Hyperlink"/>
-          </w:rPr>
-          <w:t xml:space="preserve">C-Tech of New Haven, Inc. v. Univ. of Conn. Health Ctr.</w:t>
-        </w:r>
-      </w:hyperlink>
-      <w:r>
-        <w:t xml:space="preserve">, 2016 U.S. Dist. LEXIS 84098, *5 (D. Conn Jun 29, 2016) (“To survive a motion to dismiss, a complaint must contain sufficient factual matter, accepted as true, to state a claim to relief that is plausible on its face.”) (quoting</w:t>
+      <w:r>
+        <w:t xml:space="preserve">C-Tech</w:t>
+      </w:r>
+      <w:r>
+        <w:t xml:space="preserve"> </w:t>
+      </w:r>
+      <w:r>
+        <w:t xml:space="preserve">of New Haven, Inc. v. Univ. of Conn. Health Ctr., 2016 U.S. Dist. LEXIS 84098, *5 (D. Conn Jun 29, 2016) (“To survive a motion to dismiss, a complaint must contain sufficient factual matter, accepted as true, to state a claim to relief that is plausible on its face.”) (quoting</w:t>
       </w:r>
       <w:r>
         <w:t xml:space="preserve"> </w:t>
@@ -4339,66 +4400,31 @@
         <w:pStyle w:val="BodyText"/>
       </w:pPr>
       <w:r>
-        <w:t xml:space="preserve">Dismissal under</w:t>
-      </w:r>
-      <w:r>
-        <w:t xml:space="preserve"> </w:t>
-      </w:r>
-      <w:hyperlink r:id="rId10">
-        <w:r>
-          <w:rPr>
-            <w:rStyle w:val="Hyperlink"/>
-          </w:rPr>
-          <w:t xml:space="preserve">12(b)⁠(1)</w:t>
-        </w:r>
-      </w:hyperlink>
-      <w:r>
-        <w:t xml:space="preserve"> </w:t>
-      </w:r>
-      <w:r>
-        <w:t xml:space="preserve">is appropriate if Plaintiffs cannot demonstrate standing. Article III, § 2, of the Constitution limits the federal courts’ jurisdiction “to actual cases or controversies.”</w:t>
-      </w:r>
-      <w:r>
-        <w:t xml:space="preserve"> </w:t>
-      </w:r>
-      <w:hyperlink r:id="rId21">
-        <w:r>
-          <w:rPr>
-            <w:rStyle w:val="Hyperlink"/>
-          </w:rPr>
-          <w:t xml:space="preserve">Simon v. E. Ky. Welfare Rts. Org.</w:t>
-        </w:r>
-      </w:hyperlink>
-      <w:r>
-        <w:t xml:space="preserve">, 426 U.S. 26, 37, 96 S. Ct. 1917, 48 L. Ed. 2d 450 (1976). The case-or-controversy provision includes among its requirements that putative plaintiffs “must establish that they have standing to sue.”</w:t>
-      </w:r>
-      <w:r>
-        <w:t xml:space="preserve"> </w:t>
-      </w:r>
-      <w:hyperlink r:id="rId22">
-        <w:r>
-          <w:rPr>
-            <w:rStyle w:val="Hyperlink"/>
-          </w:rPr>
-          <w:t xml:space="preserve">Raines v. Byrd</w:t>
-        </w:r>
-      </w:hyperlink>
-      <w:r>
-        <w:t xml:space="preserve">, 521 U.S. 811, 818, 117 S. Ct. 2312, 138 L. Ed. 2d 849 (1997). To have standing, a “plaintiff must have (1) suffered an injury in fact, (2) that is fairly traceable to the challenged conduct of the defendant, and (3) that is likely to be redressed by a favorable judicial decision.”</w:t>
-      </w:r>
-      <w:r>
-        <w:t xml:space="preserve"> </w:t>
-      </w:r>
-      <w:hyperlink r:id="rId23">
-        <w:r>
-          <w:rPr>
-            <w:rStyle w:val="Hyperlink"/>
-          </w:rPr>
-          <w:t xml:space="preserve">Spokeo, Inc. v. Robins</w:t>
-        </w:r>
-      </w:hyperlink>
-      <w:r>
-        <w:t xml:space="preserve">, 136 S. Ct. 1540, 1547, 194 L. Ed. 2d 635 (2016). To establish the necessary causal connection between the injury and the conduct complained of, the injury “fairly can be traced to the challenged action of the defendant, and not . . . th[e] result [of] the independent action of some third party not before the court.”</w:t>
+        <w:t xml:space="preserve">Dismissal under 12(b)⁠(1)</w:t>
+      </w:r>
+      <w:r>
+        <w:t xml:space="preserve"> </w:t>
+      </w:r>
+      <w:r>
+        <w:t xml:space="preserve">is appropriate if Plaintiffs cannot demonstrate standing. Article III, § 2, of the Constitution limits the federal courts’ jurisdiction “to actual cases or controversies.” Simon</w:t>
+      </w:r>
+      <w:r>
+        <w:t xml:space="preserve"> </w:t>
+      </w:r>
+      <w:r>
+        <w:t xml:space="preserve">v. E. Ky. Welfare Rts. Org., 426 U.S. 26, 37, 96 S. Ct. 1917, 48 L. Ed. 2d 450 (1976). The case-or-controversy provision includes among its requirements that putative plaintiffs “must establish that they have standing to sue.” Raines</w:t>
+      </w:r>
+      <w:r>
+        <w:t xml:space="preserve"> </w:t>
+      </w:r>
+      <w:r>
+        <w:t xml:space="preserve">v. Byrd, 521 U.S. 811, 818, 117 S. Ct. 2312, 138 L. Ed. 2d 849 (1997). To have standing, a “plaintiff must have (1) suffered an injury in fact, (2) that is fairly traceable to the challenged conduct of the defendant, and (3) that is likely to be redressed by a favorable judicial decision.” Spokeo,</w:t>
+      </w:r>
+      <w:r>
+        <w:t xml:space="preserve"> </w:t>
+      </w:r>
+      <w:r>
+        <w:t xml:space="preserve">Inc. v. Robins, 136 S. Ct. 1540, 1547, 194 L. Ed. 2d 635 (2016). To establish the necessary causal connection between the injury and the conduct complained of, the injury “fairly can be traced to the challenged action of the defendant, and not ⁠. ⁠. ⁠. th[e] result [of] the independent action of some third party not before the court.”</w:t>
       </w:r>
       <w:r>
         <w:t xml:space="preserve"> </w:t>
@@ -4411,13 +4437,7 @@
         <w:t xml:space="preserve">Simon</w:t>
       </w:r>
       <w:r>
-        <w:t xml:space="preserve">, 426 U.S. at 41</w:t>
-      </w:r>
-      <w:r>
-        <w:noBreakHyphen/>
-      </w:r>
-      <w:r>
-        <w:t xml:space="preserve">42.</w:t>
+        <w:t xml:space="preserve">, 426 U.S. at 41-⁠42.</w:t>
       </w:r>
     </w:p>
     <w:p>
@@ -4425,36 +4445,14 @@
         <w:pStyle w:val="BodyText"/>
       </w:pPr>
       <w:r>
-        <w:t xml:space="preserve">Here, the court should dismiss Plaintiffs’ Complaint under</w:t>
-      </w:r>
-      <w:r>
-        <w:t xml:space="preserve"> </w:t>
-      </w:r>
-      <w:hyperlink r:id="rId9">
-        <w:r>
-          <w:rPr>
-            <w:rStyle w:val="Hyperlink"/>
-          </w:rPr>
-          <w:t xml:space="preserve">12(b)⁠(6)</w:t>
-        </w:r>
-      </w:hyperlink>
-      <w:r>
-        <w:t xml:space="preserve"> </w:t>
-      </w:r>
-      <w:r>
-        <w:t xml:space="preserve">and</w:t>
-      </w:r>
-      <w:r>
-        <w:t xml:space="preserve"> </w:t>
-      </w:r>
-      <w:hyperlink r:id="rId10">
-        <w:r>
-          <w:rPr>
-            <w:rStyle w:val="Hyperlink"/>
-          </w:rPr>
-          <w:t xml:space="preserve">12(b)⁠(1)</w:t>
-        </w:r>
-      </w:hyperlink>
+        <w:t xml:space="preserve">Here, the court should dismiss Plaintiffs’ Complaint under 12(b)⁠(6)</w:t>
+      </w:r>
+      <w:r>
+        <w:t xml:space="preserve"> </w:t>
+      </w:r>
+      <w:r>
+        <w:t xml:space="preserve">and 12(b)⁠(1)</w:t>
+      </w:r>
       <w:r>
         <w:t xml:space="preserve">.</w:t>
       </w:r>
@@ -4907,7 +4905,7 @@
     </w:p>
     <w:p>
       <w:pPr>
-        <w:pStyle w:val="BodyText"/>
+        <w:pStyle w:val="BodyTextNote"/>
       </w:pPr>
       <w:r>
         <w:t xml:space="preserve">Whitfield, as the sole Plaintiff bringing the first cause of action, claims that Defendant violated the TCPA by calling him despite his number being registered on the National Do-Not-Call Registry. But Whitfield’s claim fails. Not only did Whitfield fail to answer the October 8, 2025 call, which occurred less than 31 days after his number was registered on the National Do Not Call List, and thus occurred during the statutory grace period,</w:t>
@@ -4916,7 +4914,7 @@
         <w:rPr>
           <w:rStyle w:val="FootnoteReference"/>
         </w:rPr>
-        <w:footnoteReference w:id="24"/>
+        <w:footnoteReference w:id="9"/>
       </w:r>
       <w:r>
         <w:t xml:space="preserve"> </w:t>
@@ -4942,88 +4940,44 @@
         <w:t xml:space="preserve"> </w:t>
       </w:r>
       <w:r>
-        <w:t xml:space="preserve">a private right of action.</w:t>
-      </w:r>
-      <w:r>
-        <w:t xml:space="preserve"> </w:t>
-      </w:r>
-      <w:hyperlink r:id="rId26">
-        <w:r>
-          <w:rPr>
-            <w:rStyle w:val="Hyperlink"/>
-          </w:rPr>
-          <w:t xml:space="preserve">Jones v. Royal Admin. Services, Inc.</w:t>
-        </w:r>
-      </w:hyperlink>
-      <w:r>
-        <w:t xml:space="preserve">, 887 F.3d 443, 448 (9th Cir. 2018) (citing</w:t>
-      </w:r>
-      <w:r>
-        <w:t xml:space="preserve"> </w:t>
-      </w:r>
-      <w:hyperlink r:id="rId14">
-        <w:r>
-          <w:rPr>
-            <w:rStyle w:val="Hyperlink"/>
-          </w:rPr>
-          <w:t xml:space="preserve">47 U.S.C. § 227(c)⁠(5)</w:t>
-        </w:r>
-      </w:hyperlink>
-      <w:r>
-        <w:t xml:space="preserve">) (emphasis added). The law prohibits an entity from making more than one telephone solicitation to the same person within a twelve-month period, and so “more than one telephone solicitation is needed to trigger a violation.”</w:t>
-      </w:r>
-      <w:r>
-        <w:t xml:space="preserve"> </w:t>
-      </w:r>
-      <w:hyperlink r:id="rId27">
-        <w:r>
-          <w:rPr>
-            <w:rStyle w:val="Hyperlink"/>
-          </w:rPr>
-          <w:t xml:space="preserve">Greene v. Select Funding LLC</w:t>
-        </w:r>
-      </w:hyperlink>
-      <w:r>
-        <w:t xml:space="preserve">, No. 2:20-cv</w:t>
-      </w:r>
-      <w:r>
-        <w:noBreakHyphen/>
-      </w:r>
-      <w:r>
-        <w:t xml:space="preserve">07333-RGK-KS, 2021 LX 64174, at *12 (C.D. Cal. Feb. 5, 2021) (dismissing Plaintiff’s DNC claim because Plaintiff failed to plausibly allege that he received more than one call that was a telephone solicitation). Indeed, in</w:t>
-      </w:r>
-      <w:r>
-        <w:t xml:space="preserve"> </w:t>
-      </w:r>
-      <w:hyperlink r:id="rId28">
-        <w:r>
-          <w:rPr>
-            <w:rStyle w:val="Hyperlink"/>
-          </w:rPr>
-          <w:t xml:space="preserve">Gillam v. Reliance First Capital, LLC</w:t>
-        </w:r>
-      </w:hyperlink>
-      <w:r>
-        <w:t xml:space="preserve">, 2023 U.S. Dist. LEXIS 29477, at *6</w:t>
-      </w:r>
-      <w:r>
-        <w:noBreakHyphen/>
-      </w:r>
-      <w:r>
-        <w:t xml:space="preserve">7 (E.D.N.Y. Feb. 22, 2023) the court dismissed plaintiff’s DNC claim and held:</w:t>
+        <w:t xml:space="preserve">a private right of action. Jones</w:t>
+      </w:r>
+      <w:r>
+        <w:t xml:space="preserve"> </w:t>
+      </w:r>
+      <w:r>
+        <w:t xml:space="preserve">v. Royal Admin. Services, Inc., 887 F.3d 443, 448 (9th Cir. 2018) (citing 47</w:t>
+      </w:r>
+      <w:r>
+        <w:t xml:space="preserve"> </w:t>
+      </w:r>
+      <w:r>
+        <w:t xml:space="preserve">U.S.C. § 227(c)⁠(5)) (emphasis added). The law prohibits an entity from making more than one telephone solicitation to the same person within a twelve-month period, and so “more than one telephone solicitation is needed to trigger a violation.” Greene</w:t>
+      </w:r>
+      <w:r>
+        <w:t xml:space="preserve"> </w:t>
+      </w:r>
+      <w:r>
+        <w:t xml:space="preserve">v. Select Funding LLC, No. 2:20-cv-⁠07333-RGK-KS, 2021 LX 64174, at *12 (C.D. Cal. Feb. 5, 2021) (dismissing Plaintiff’s DNC claim because Plaintiff failed to plausibly allege that he received more than one call that was a telephone solicitation). Indeed, in Gillam</w:t>
+      </w:r>
+      <w:r>
+        <w:t xml:space="preserve"> </w:t>
+      </w:r>
+      <w:r>
+        <w:t xml:space="preserve">v. Reliance First Capital, LLC, 2023 U.S. Dist. LEXIS 29477, at *6-⁠7 (E.D.N.Y. Feb. 22, 2023) the court dismissed plaintiff’s DNC claim and held:</w:t>
       </w:r>
     </w:p>
     <w:p>
       <w:pPr>
-        <w:pStyle w:val="BriefQuoteFirst"/>
-      </w:pPr>
-      <w:r>
-        <w:t xml:space="preserve">“…while Plaintiff alleges receiving multiple calls, he only alleges answering one call and having one conversation [ ]. Even if the Court were to assume arguendo that Plaintiff had sufficiently pled receipt of a telephone solicitation [ ], his failure to plausibly plead receipt of at least one additional telephone solicitation from [Defendant] within the requisite 12-month period is fatal to his Section 227(c)⁠(5) cause of action.”</w:t>
+        <w:pStyle w:val="XdQuoteOnly"/>
+      </w:pPr>
+      <w:r>
+        <w:t xml:space="preserve">“…while Plaintiff alleges receiving multiple calls, he only alleges answering one call and having one conversation [ ⁠]. Even if the Court were to assume arguendo that Plaintiff had sufficiently pled receipt of a telephone solicitation [ ⁠], his failure to plausibly plead receipt of at least one additional telephone solicitation from [Defendant] within the requisite 12-month period is fatal to his Section 227(c)⁠(5) cause of action.”</w:t>
       </w:r>
     </w:p>
     <w:p>
       <w:pPr>
-        <w:pStyle w:val="BodyText"/>
+        <w:pStyle w:val="BodyTextNote"/>
       </w:pPr>
       <w:r>
         <w:t xml:space="preserve">Here, there is an even stronger basis for dismissing the first cause of action than in the above-cited cases. This is because not only did Whitfield admittedly not answer the October 8, 2025 call, but the call is not even alleged to have come from Defendant. Indeed, the October 8th call and the October 27th call originated from different telephone numbers. (ECF Doc. 1, paras 34 &amp; 36). Moreover, the October 8th call was received less than 31 days after Whitfield placed his number on the Do-Not-Call Registry. Accordingly, Whitfield did not receive more than one telephone solicitation and this cause of action must be dismissed with prejudice.</w:t>
@@ -5032,7 +4986,7 @@
         <w:rPr>
           <w:rStyle w:val="FootnoteReference"/>
         </w:rPr>
-        <w:footnoteReference w:id="29"/>
+        <w:footnoteReference w:id="10"/>
       </w:r>
     </w:p>
     <w:p>
@@ -5336,118 +5290,64 @@
         <w:pStyle w:val="BodyText"/>
       </w:pPr>
       <w:r>
-        <w:t xml:space="preserve">The second cause of action alleges a private right of action under</w:t>
-      </w:r>
-      <w:r>
-        <w:t xml:space="preserve"> </w:t>
-      </w:r>
-      <w:hyperlink r:id="rId14">
-        <w:r>
-          <w:rPr>
-            <w:rStyle w:val="Hyperlink"/>
-          </w:rPr>
-          <w:t xml:space="preserve">47 U.S.C. § 227(c)⁠(5)</w:t>
-        </w:r>
-      </w:hyperlink>
-      <w:r>
-        <w:t xml:space="preserve"> </w:t>
-      </w:r>
-      <w:r>
-        <w:t xml:space="preserve">for violations of the caller ID requirements codified in the TCPA’s implementing regulations,</w:t>
-      </w:r>
-      <w:r>
-        <w:t xml:space="preserve"> </w:t>
-      </w:r>
-      <w:hyperlink r:id="rId13">
-        <w:r>
-          <w:rPr>
-            <w:rStyle w:val="Hyperlink"/>
-          </w:rPr>
-          <w:t xml:space="preserve">47 C.F.R. § 64.1601(e)</w:t>
-        </w:r>
-      </w:hyperlink>
-      <w:r>
-        <w:t xml:space="preserve">. In essence, Plaintiffs allege that the Defendant did not transmit caller identification information during the calls. Even if we accept Plaintiffs’ conclusory facts in this regard (which the Court should not as they fail to satisfy the Iqbal/​Twombley plausibility standard), Plaintiffs nevertheless are barred from asserting this claim because there is no private right of action. While it does not appear that the 2nd Circuit has explicitly ruled on this issue, as set forth below, various courts have analyzed the issue and have ruled that there is no private right of action under</w:t>
-      </w:r>
-      <w:r>
-        <w:t xml:space="preserve"> </w:t>
-      </w:r>
-      <w:hyperlink r:id="rId13">
-        <w:r>
-          <w:rPr>
-            <w:rStyle w:val="Hyperlink"/>
-          </w:rPr>
-          <w:t xml:space="preserve">47 C.F.R. § 64.1601(e)</w:t>
-        </w:r>
-      </w:hyperlink>
-      <w:r>
-        <w:t xml:space="preserve">.</w:t>
+        <w:t xml:space="preserve">The second cause of action alleges a private right of action under 47</w:t>
+      </w:r>
+      <w:r>
+        <w:t xml:space="preserve"> </w:t>
+      </w:r>
+      <w:r>
+        <w:t xml:space="preserve">U.S.C. § 227(c)⁠(5) for violations of the caller ID requirements codified in the TCPA’s implementing regulations, 47</w:t>
+      </w:r>
+      <w:r>
+        <w:t xml:space="preserve"> </w:t>
+      </w:r>
+      <w:r>
+        <w:t xml:space="preserve">C.F.R. § 64.1601(e). In essence, Plaintiffs allege that the Defendant did not transmit caller identification information during the calls. Even if we accept Plaintiffs’ conclusory facts in this regard (which the Court should not as they fail to satisfy the Iqbal/​Twombley plausibility standard), Plaintiffs nevertheless are barred from asserting this claim because there is no private right of action. While it does not appear that the 2nd Circuit has explicitly ruled on this issue, as set forth below, various courts have analyzed the issue and have ruled that there is no private right of action under 47</w:t>
+      </w:r>
+      <w:r>
+        <w:t xml:space="preserve"> </w:t>
+      </w:r>
+      <w:r>
+        <w:t xml:space="preserve">C.F.R. § 64.1601(e).</w:t>
       </w:r>
     </w:p>
     <w:p>
       <w:pPr>
         <w:pStyle w:val="BodyText"/>
       </w:pPr>
-      <w:hyperlink r:id="rId30">
-        <w:r>
-          <w:rPr>
-            <w:rStyle w:val="Hyperlink"/>
-          </w:rPr>
-          <w:t xml:space="preserve">Worsham v. Travel Options, Inc.</w:t>
-        </w:r>
-      </w:hyperlink>
-      <w:r>
-        <w:t xml:space="preserve"> </w:t>
-      </w:r>
-      <w:r>
-        <w:t xml:space="preserve">and</w:t>
-      </w:r>
-      <w:r>
-        <w:t xml:space="preserve"> </w:t>
-      </w:r>
-      <w:hyperlink r:id="rId31">
-        <w:r>
-          <w:rPr>
-            <w:rStyle w:val="Hyperlink"/>
-          </w:rPr>
-          <w:t xml:space="preserve">Meyer v. Capital All. Grp.</w:t>
-        </w:r>
-      </w:hyperlink>
-      <w:r>
-        <w:t xml:space="preserve"> </w:t>
-      </w:r>
-      <w:r>
-        <w:t xml:space="preserve">are instructive. In</w:t>
-      </w:r>
-      <w:r>
-        <w:t xml:space="preserve"> </w:t>
-      </w:r>
-      <w:r>
-        <w:rPr>
-          <w:i/>
-          <w:iCs/>
-        </w:rPr>
+      <w:r>
         <w:t xml:space="preserve">Worsham</w:t>
       </w:r>
       <w:r>
-        <w:t xml:space="preserve">, the court examined</w:t>
-      </w:r>
-      <w:r>
-        <w:t xml:space="preserve"> </w:t>
-      </w:r>
-      <w:hyperlink r:id="rId13">
-        <w:r>
-          <w:rPr>
-            <w:rStyle w:val="Hyperlink"/>
-          </w:rPr>
-          <w:t xml:space="preserve">47 C.F.R. § 64.1601(e)</w:t>
-        </w:r>
-      </w:hyperlink>
-      <w:r>
-        <w:t xml:space="preserve"> </w:t>
-      </w:r>
-      <w:r>
-        <w:t xml:space="preserve">and found it was not clearly promulgated under either subsection (b) or (c) of the TCPA because the caller ID function “does not fit neatly into the focus of either subsection, neither of which requires the use of such technology to accomplish their respective purposes.”</w:t>
+        <w:t xml:space="preserve"> </w:t>
+      </w:r>
+      <w:r>
+        <w:t xml:space="preserve">v. Travel Options, Inc. and Meyer</w:t>
+      </w:r>
+      <w:r>
+        <w:t xml:space="preserve"> </w:t>
+      </w:r>
+      <w:r>
+        <w:t xml:space="preserve">v. Capital All. Grp. are instructive. In</w:t>
+      </w:r>
+      <w:r>
+        <w:t xml:space="preserve"> </w:t>
+      </w:r>
+      <w:r>
+        <w:rPr>
+          <w:i/>
+          <w:iCs/>
+        </w:rPr>
+        <w:t xml:space="preserve">Worsham</w:t>
+      </w:r>
+      <w:r>
+        <w:t xml:space="preserve">, the court examined 47</w:t>
+      </w:r>
+      <w:r>
+        <w:t xml:space="preserve"> </w:t>
+      </w:r>
+      <w:r>
+        <w:t xml:space="preserve">C.F.R. § 64.1601(e) and found it was not clearly promulgated under either subsection (b) or (c) of the TCPA because the caller ID function “does not fit neatly into the focus of either subsection, neither of which requires the use of such technology to accomplish their respective purposes.”</w:t>
       </w:r>
       <w:r>
         <w:t xml:space="preserve"> </w:t>
@@ -5492,24 +5392,13 @@
         <w:t xml:space="preserve">Meyer</w:t>
       </w:r>
       <w:r>
-        <w:t xml:space="preserve">, the court dismissed the plaintiff’s claim for violation of</w:t>
-      </w:r>
-      <w:r>
-        <w:t xml:space="preserve"> </w:t>
-      </w:r>
-      <w:hyperlink r:id="rId13">
-        <w:r>
-          <w:rPr>
-            <w:rStyle w:val="Hyperlink"/>
-          </w:rPr>
-          <w:t xml:space="preserve">47 C.F.R. § 64.1601(e)</w:t>
-        </w:r>
-      </w:hyperlink>
-      <w:r>
-        <w:t xml:space="preserve"> </w:t>
-      </w:r>
-      <w:r>
-        <w:t xml:space="preserve">with prejudice because it did not create a private right of action.</w:t>
+        <w:t xml:space="preserve">, the court dismissed the plaintiff’s claim for violation of 47</w:t>
+      </w:r>
+      <w:r>
+        <w:t xml:space="preserve"> </w:t>
+      </w:r>
+      <w:r>
+        <w:t xml:space="preserve">C.F.R. § 64.1601(e) with prejudice because it did not create a private right of action.</w:t>
       </w:r>
       <w:r>
         <w:t xml:space="preserve"> </w:t>
@@ -5545,42 +5434,20 @@
       <w:r>
         <w:t xml:space="preserve"> </w:t>
       </w:r>
-      <w:hyperlink r:id="rId32">
-        <w:r>
-          <w:rPr>
-            <w:rStyle w:val="Hyperlink"/>
-          </w:rPr>
-          <w:t xml:space="preserve">Griffin v. Am.-Amicable Life Ins. Co. of Tex.</w:t>
-        </w:r>
-      </w:hyperlink>
-      <w:r>
-        <w:t xml:space="preserve">, No. 6:24-cv</w:t>
-      </w:r>
-      <w:r>
-        <w:noBreakHyphen/>
-      </w:r>
-      <w:r>
-        <w:t xml:space="preserve">00243-MC, 2024 U.S. Dist. LEXIS 175344 * 15 (D. Or. Sep. 27, 2024) (“Seeing no reason to reject the thoughtful analysis of [Meyer and Worsham], this Court holds that Plaintiffs may not pursue a private right of action under 47 U.S.C. § 227(c)⁠(5) for alleged violations of 47 C.F.R. § 64.1601(e)”);</w:t>
-      </w:r>
-      <w:r>
-        <w:t xml:space="preserve"> </w:t>
-      </w:r>
-      <w:hyperlink r:id="rId33">
-        <w:r>
-          <w:rPr>
-            <w:rStyle w:val="Hyperlink"/>
-          </w:rPr>
-          <w:t xml:space="preserve">Dobronski v. Tobias &amp; Assocs., Inc.</w:t>
-        </w:r>
-      </w:hyperlink>
-      <w:r>
-        <w:t xml:space="preserve">, No. 23</w:t>
-      </w:r>
-      <w:r>
-        <w:noBreakHyphen/>
-      </w:r>
-      <w:r>
-        <w:t xml:space="preserve">10331, 2024 U.S. Dist. LEXIS 47309 (E.D. Mich. Mar. 18, 2024) (dismissing claim under Section 64.1601(e) on grounds that it does not create a private right of action). This Court should follow the reasoning of the courts cited above.</w:t>
+      <w:r>
+        <w:t xml:space="preserve">Griffin</w:t>
+      </w:r>
+      <w:r>
+        <w:t xml:space="preserve"> </w:t>
+      </w:r>
+      <w:r>
+        <w:t xml:space="preserve">v. Am.-Amicable Life Ins. Co. of Tex., No. 6:24-cv-⁠00243-MC, 2024 U.S. Dist. LEXIS 175344 * 15 (D. Or. Sep. 27, 2024) (“Seeing no reason to reject the thoughtful analysis of [Meyer and Worsham], this Court holds that Plaintiffs may not pursue a private right of action under 47 U.S.C. § 227(c)⁠(5) for alleged violations of 47 C.F.R. § 64.1601(e)”); Dobronski</w:t>
+      </w:r>
+      <w:r>
+        <w:t xml:space="preserve"> </w:t>
+      </w:r>
+      <w:r>
+        <w:t xml:space="preserve">v. Tobias &amp; Assocs., Inc., No. 23-⁠10331, 2024 U.S. Dist. LEXIS 47309 (E.D. Mich. Mar. 18, 2024) (dismissing claim under Section 64.1601(e) on grounds that it does not create a private right of action). This Court should follow the reasoning of the courts cited above.</w:t>
       </w:r>
     </w:p>
     <w:p>
@@ -5612,36 +5479,14 @@
         <w:pStyle w:val="BodyTextKeep"/>
       </w:pPr>
       <w:r>
-        <w:t xml:space="preserve">For the reasons stated herein, Defendant respectfully requests that the Complaint be dismissed in its entirety and with prejudice under</w:t>
-      </w:r>
-      <w:r>
-        <w:t xml:space="preserve"> </w:t>
-      </w:r>
-      <w:hyperlink r:id="rId10">
-        <w:r>
-          <w:rPr>
-            <w:rStyle w:val="Hyperlink"/>
-          </w:rPr>
-          <w:t xml:space="preserve">FRCP Rules 12(b)⁠(1)</w:t>
-        </w:r>
-      </w:hyperlink>
-      <w:r>
-        <w:t xml:space="preserve"> </w:t>
-      </w:r>
-      <w:r>
-        <w:t xml:space="preserve">and</w:t>
-      </w:r>
-      <w:r>
-        <w:t xml:space="preserve"> </w:t>
-      </w:r>
-      <w:hyperlink r:id="rId9">
-        <w:r>
-          <w:rPr>
-            <w:rStyle w:val="Hyperlink"/>
-          </w:rPr>
-          <w:t xml:space="preserve">12(b)⁠(6)</w:t>
-        </w:r>
-      </w:hyperlink>
+        <w:t xml:space="preserve">For the reasons stated herein, Defendant respectfully requests that the Complaint be dismissed in its entirety and with prejudice under FRCP</w:t>
+      </w:r>
+      <w:r>
+        <w:t xml:space="preserve"> </w:t>
+      </w:r>
+      <w:r>
+        <w:t xml:space="preserve">Rules 12(b)⁠(1) and 12(b)⁠(6)</w:t>
+      </w:r>
       <w:r>
         <w:t xml:space="preserve">.</w:t>
       </w:r>
@@ -5650,421 +5495,567 @@
       <w:pPr>
         <w:keepNext/>
         <w:keepLines/>
-        <w:tabs>
-          <w:tab w:val="left" w:pos="4032"/>
-        </w:tabs>
-        <w:spacing w:before="552" w:after="0" w:line="276" w:lineRule="exact"/>
-        <w:ind w:left="0" w:firstLine="0"/>
-        <w:jc w:val="left"/>
-      </w:pPr>
-      <w:r>
-        <w:t xml:space="preserve">Dated: May 6, 2026</w:t>
-      </w:r>
-      <w:r>
-        <w:tab/>
-      </w:r>
-      <w:r>
-        <w:t xml:space="preserve">Respectfully submitted,</w:t>
-      </w:r>
+        <w:spacing w:before="0" w:after="0" w:line="552" w:lineRule="exact"/>
+      </w:pPr>
     </w:p>
+    <w:tbl>
+      <w:tblPr>
+        <w:tblW w:w="9360" w:type="dxa"/>
+        <w:tblLayout w:type="fixed"/>
+        <w:tblCellMar>
+          <w:top w:w="0" w:type="dxa"/>
+          <w:left w:w="0" w:type="dxa"/>
+          <w:bottom w:w="0" w:type="dxa"/>
+          <w:right w:w="0" w:type="dxa"/>
+        </w:tblCellMar>
+        <w:tblLook w:val="0000" w:firstRow="0" w:lastRow="0" w:firstColumn="0" w:lastColumn="0" w:noHBand="0" w:noVBand="0"/>
+      </w:tblPr>
+      <w:tblGrid>
+        <w:gridCol w:w="4032"/>
+        <w:gridCol w:w="5328"/>
+      </w:tblGrid>
+      <w:tr>
+        <w:trPr>
+          <w:cantSplit/>
+        </w:trPr>
+        <w:tc>
+          <w:tcPr>
+            <w:tcW w:w="4032" w:type="dxa"/>
+          </w:tcPr>
+          <w:p>
+            <w:pPr>
+              <w:spacing w:before="0" w:after="0" w:line="276" w:lineRule="exact"/>
+              <w:ind w:left="0" w:firstLine="0"/>
+              <w:jc w:val="left"/>
+            </w:pPr>
+            <w:r>
+              <w:t xml:space="preserve">Dated:</w:t>
+            </w:r>
+            <w:r>
+              <w:t xml:space="preserve"> </w:t>
+            </w:r>
+            <w:r>
+              <w:t xml:space="preserve">May</w:t>
+            </w:r>
+            <w:r>
+              <w:t xml:space="preserve"> </w:t>
+            </w:r>
+            <w:r>
+              <w:t xml:space="preserve">6,</w:t>
+            </w:r>
+            <w:r>
+              <w:t xml:space="preserve"> </w:t>
+            </w:r>
+            <w:r>
+              <w:t xml:space="preserve">2026</w:t>
+            </w:r>
+          </w:p>
+        </w:tc>
+        <w:tc>
+          <w:tcPr>
+            <w:tcW w:w="5328" w:type="dxa"/>
+          </w:tcPr>
+          <w:p>
+            <w:pPr>
+              <w:spacing w:before="0" w:after="0" w:line="276" w:lineRule="exact"/>
+              <w:ind w:left="0" w:firstLine="0"/>
+              <w:jc w:val="left"/>
+            </w:pPr>
+            <w:r>
+              <w:t xml:space="preserve">Respectfully</w:t>
+            </w:r>
+            <w:r>
+              <w:t xml:space="preserve"> </w:t>
+            </w:r>
+            <w:r>
+              <w:t xml:space="preserve">submitted,</w:t>
+            </w:r>
+          </w:p>
+        </w:tc>
+      </w:tr>
+    </w:tbl>
     <w:p>
       <w:pPr>
-        <w:keepNext/>
-        <w:keepLines/>
-        <w:spacing w:before="552" w:after="0" w:line="276" w:lineRule="exact"/>
-        <w:ind w:left="4032" w:firstLine="0"/>
-        <w:jc w:val="left"/>
-      </w:pPr>
-      <w:r>
-        <w:t xml:space="preserve">BY: /s/ Keith R. Rudzik</w:t>
-      </w:r>
+        <w:spacing w:before="0" w:after="0" w:line="552" w:lineRule="exact"/>
+      </w:pPr>
     </w:p>
-    <w:p>
-      <w:pPr>
-        <w:keepNext/>
-        <w:keepLines/>
-        <w:spacing w:before="0" w:after="0" w:line="276" w:lineRule="exact"/>
-        <w:ind w:left="4032" w:firstLine="0"/>
-        <w:jc w:val="left"/>
-      </w:pPr>
-      <w:r>
-        <w:t xml:space="preserve">Keith R. Rudzik, Fed. Bar No. ct24007</w:t>
-      </w:r>
-    </w:p>
-    <w:p>
-      <w:pPr>
-        <w:keepNext/>
-        <w:keepLines/>
-        <w:spacing w:before="0" w:after="0" w:line="276" w:lineRule="exact"/>
-        <w:ind w:left="4032" w:firstLine="0"/>
-        <w:jc w:val="left"/>
-      </w:pPr>
-      <w:r>
-        <w:t xml:space="preserve">Howard,</w:t>
-      </w:r>
-      <w:r>
-        <w:t xml:space="preserve"> </w:t>
-      </w:r>
-      <w:r>
-        <w:t xml:space="preserve">Kohn,</w:t>
-      </w:r>
-      <w:r>
-        <w:t xml:space="preserve"> </w:t>
-      </w:r>
-      <w:r>
-        <w:t xml:space="preserve">Sprague</w:t>
-      </w:r>
-      <w:r>
-        <w:t xml:space="preserve"> </w:t>
-      </w:r>
-      <w:r>
-        <w:t xml:space="preserve">&amp;</w:t>
-      </w:r>
-      <w:r>
-        <w:t xml:space="preserve"> </w:t>
-      </w:r>
-      <w:r>
-        <w:t xml:space="preserve">FitzGerald</w:t>
-      </w:r>
-      <w:r>
-        <w:t xml:space="preserve"> </w:t>
-      </w:r>
-      <w:r>
-        <w:t xml:space="preserve">LLP</w:t>
-      </w:r>
-    </w:p>
-    <w:p>
-      <w:pPr>
-        <w:keepNext/>
-        <w:keepLines/>
-        <w:spacing w:before="0" w:after="0" w:line="276" w:lineRule="exact"/>
-        <w:ind w:left="4032" w:firstLine="0"/>
-        <w:jc w:val="left"/>
-      </w:pPr>
-      <w:r>
-        <w:t xml:space="preserve">Post</w:t>
-      </w:r>
-      <w:r>
-        <w:t xml:space="preserve"> </w:t>
-      </w:r>
-      <w:r>
-        <w:t xml:space="preserve">Office</w:t>
-      </w:r>
-      <w:r>
-        <w:t xml:space="preserve"> </w:t>
-      </w:r>
-      <w:r>
-        <w:t xml:space="preserve">Box</w:t>
-      </w:r>
-      <w:r>
-        <w:t xml:space="preserve"> </w:t>
-      </w:r>
-      <w:r>
-        <w:t xml:space="preserve">261798</w:t>
-      </w:r>
-    </w:p>
-    <w:p>
-      <w:pPr>
-        <w:keepNext/>
-        <w:keepLines/>
-        <w:spacing w:before="0" w:after="0" w:line="276" w:lineRule="exact"/>
-        <w:ind w:left="4032" w:firstLine="0"/>
-        <w:jc w:val="left"/>
-      </w:pPr>
-      <w:r>
-        <w:t xml:space="preserve">Hartford,</w:t>
-      </w:r>
-      <w:r>
-        <w:t xml:space="preserve"> </w:t>
-      </w:r>
-      <w:r>
-        <w:t xml:space="preserve">Connecticut</w:t>
-      </w:r>
-      <w:r>
-        <w:t xml:space="preserve"> </w:t>
-      </w:r>
-      <w:r>
-        <w:t xml:space="preserve">06126</w:t>
-        <w:noBreakHyphen/>
-        <w:t xml:space="preserve">1798</w:t>
-      </w:r>
-    </w:p>
-    <w:p>
-      <w:pPr>
-        <w:keepNext/>
-        <w:keepLines/>
-        <w:spacing w:before="0" w:after="0" w:line="276" w:lineRule="exact"/>
-        <w:ind w:left="4032" w:firstLine="0"/>
-        <w:jc w:val="left"/>
-      </w:pPr>
-      <w:r>
-        <w:t xml:space="preserve">Phone:</w:t>
-      </w:r>
-      <w:r>
-        <w:t xml:space="preserve"> </w:t>
-      </w:r>
-      <w:r>
-        <w:t xml:space="preserve">(860)</w:t>
-      </w:r>
-      <w:r>
-        <w:t xml:space="preserve"> </w:t>
-      </w:r>
-      <w:r>
-        <w:t xml:space="preserve">525</w:t>
-        <w:noBreakHyphen/>
-        <w:t xml:space="preserve">3101</w:t>
-      </w:r>
-    </w:p>
-    <w:p>
-      <w:pPr>
-        <w:keepNext/>
-        <w:keepLines/>
-        <w:spacing w:before="0" w:after="0" w:line="276" w:lineRule="exact"/>
-        <w:ind w:left="4032" w:firstLine="0"/>
-        <w:jc w:val="left"/>
-      </w:pPr>
-      <w:r>
-        <w:t xml:space="preserve">Fax:</w:t>
-      </w:r>
-      <w:r>
-        <w:t xml:space="preserve"> </w:t>
-      </w:r>
-      <w:r>
-        <w:t xml:space="preserve">(860)</w:t>
-      </w:r>
-      <w:r>
-        <w:t xml:space="preserve"> </w:t>
-      </w:r>
-      <w:r>
-        <w:t xml:space="preserve">247</w:t>
-        <w:noBreakHyphen/>
-        <w:t xml:space="preserve">5201</w:t>
-      </w:r>
-    </w:p>
-    <w:p>
-      <w:pPr>
-        <w:keepNext/>
-        <w:keepLines/>
-        <w:spacing w:before="0" w:after="0" w:line="276" w:lineRule="exact"/>
-        <w:ind w:left="4032" w:firstLine="0"/>
-        <w:jc w:val="left"/>
-      </w:pPr>
-      <w:r>
-        <w:t xml:space="preserve">E-mail:</w:t>
-      </w:r>
-      <w:r>
-        <w:t xml:space="preserve"> </w:t>
-      </w:r>
-      <w:r>
-        <w:t xml:space="preserve">krr@hksflaw.com</w:t>
-      </w:r>
-    </w:p>
-    <w:p>
-      <w:pPr>
-        <w:keepNext/>
-        <w:keepLines/>
-        <w:spacing w:before="552" w:after="0" w:line="276" w:lineRule="exact"/>
-        <w:ind w:left="4032" w:firstLine="0"/>
-        <w:jc w:val="left"/>
-      </w:pPr>
-      <w:r>
-        <w:t xml:space="preserve">BY: /s/ Joseph Lipari</w:t>
-      </w:r>
-    </w:p>
-    <w:p>
-      <w:pPr>
-        <w:keepNext/>
-        <w:keepLines/>
-        <w:spacing w:before="0" w:after="0" w:line="276" w:lineRule="exact"/>
-        <w:ind w:left="4032" w:firstLine="0"/>
-        <w:jc w:val="left"/>
-      </w:pPr>
-      <w:r>
-        <w:t xml:space="preserve">Joseph Lipari</w:t>
-      </w:r>
-    </w:p>
-    <w:p>
-      <w:pPr>
-        <w:keepNext/>
-        <w:keepLines/>
-        <w:spacing w:before="0" w:after="0" w:line="276" w:lineRule="exact"/>
-        <w:ind w:left="4032" w:firstLine="0"/>
-        <w:jc w:val="left"/>
-      </w:pPr>
-      <w:r>
-        <w:t xml:space="preserve">(pro</w:t>
-      </w:r>
-      <w:r>
-        <w:t xml:space="preserve"> </w:t>
-      </w:r>
-      <w:r>
-        <w:t xml:space="preserve">hac</w:t>
-      </w:r>
-      <w:r>
-        <w:t xml:space="preserve"> </w:t>
-      </w:r>
-      <w:r>
-        <w:t xml:space="preserve">anticipated)</w:t>
-      </w:r>
-    </w:p>
-    <w:p>
-      <w:pPr>
-        <w:keepNext/>
-        <w:keepLines/>
-        <w:spacing w:before="0" w:after="0" w:line="276" w:lineRule="exact"/>
-        <w:ind w:left="4032" w:firstLine="0"/>
-        <w:jc w:val="left"/>
-      </w:pPr>
-      <w:r>
-        <w:t xml:space="preserve">SULTZER</w:t>
-      </w:r>
-      <w:r>
-        <w:t xml:space="preserve"> </w:t>
-      </w:r>
-      <w:r>
-        <w:t xml:space="preserve">&amp;</w:t>
-      </w:r>
-      <w:r>
-        <w:t xml:space="preserve"> </w:t>
-      </w:r>
-      <w:r>
-        <w:t xml:space="preserve">LIPARI,</w:t>
-      </w:r>
-      <w:r>
-        <w:t xml:space="preserve"> </w:t>
-      </w:r>
-      <w:r>
-        <w:t xml:space="preserve">PLLC</w:t>
-      </w:r>
-    </w:p>
-    <w:p>
-      <w:pPr>
-        <w:keepNext/>
-        <w:keepLines/>
-        <w:spacing w:before="0" w:after="0" w:line="276" w:lineRule="exact"/>
-        <w:ind w:left="4032" w:firstLine="0"/>
-        <w:jc w:val="left"/>
-      </w:pPr>
-      <w:r>
-        <w:t xml:space="preserve">85</w:t>
-      </w:r>
-      <w:r>
-        <w:t xml:space="preserve"> </w:t>
-      </w:r>
-      <w:r>
-        <w:t xml:space="preserve">Civic</w:t>
-      </w:r>
-      <w:r>
-        <w:t xml:space="preserve"> </w:t>
-      </w:r>
-      <w:r>
-        <w:t xml:space="preserve">Center</w:t>
-      </w:r>
-      <w:r>
-        <w:t xml:space="preserve"> </w:t>
-      </w:r>
-      <w:r>
-        <w:t xml:space="preserve">Plaza,</w:t>
-      </w:r>
-      <w:r>
-        <w:t xml:space="preserve"> </w:t>
-      </w:r>
-      <w:r>
-        <w:t xml:space="preserve">Suite</w:t>
-      </w:r>
-      <w:r>
-        <w:t xml:space="preserve"> </w:t>
-      </w:r>
-      <w:r>
-        <w:t xml:space="preserve">200</w:t>
-      </w:r>
-    </w:p>
-    <w:p>
-      <w:pPr>
-        <w:keepNext/>
-        <w:keepLines/>
-        <w:spacing w:before="0" w:after="0" w:line="276" w:lineRule="exact"/>
-        <w:ind w:left="4032" w:firstLine="0"/>
-        <w:jc w:val="left"/>
-      </w:pPr>
-      <w:r>
-        <w:t xml:space="preserve">Poughkeepsie,</w:t>
-      </w:r>
-      <w:r>
-        <w:t xml:space="preserve"> </w:t>
-      </w:r>
-      <w:r>
-        <w:t xml:space="preserve">NY</w:t>
-      </w:r>
-      <w:r>
-        <w:t xml:space="preserve"> </w:t>
-      </w:r>
-      <w:r>
-        <w:t xml:space="preserve">12601</w:t>
-      </w:r>
-    </w:p>
-    <w:p>
-      <w:pPr>
-        <w:keepNext/>
-        <w:keepLines/>
-        <w:spacing w:before="0" w:after="0" w:line="276" w:lineRule="exact"/>
-        <w:ind w:left="4032" w:firstLine="0"/>
-        <w:jc w:val="left"/>
-      </w:pPr>
-      <w:r>
-        <w:t xml:space="preserve">Tel:</w:t>
-      </w:r>
-      <w:r>
-        <w:t xml:space="preserve"> </w:t>
-      </w:r>
-      <w:r>
-        <w:t xml:space="preserve">(845)</w:t>
-      </w:r>
-      <w:r>
-        <w:t xml:space="preserve"> </w:t>
-      </w:r>
-      <w:r>
-        <w:t xml:space="preserve">483</w:t>
-        <w:noBreakHyphen/>
-        <w:t xml:space="preserve">7100</w:t>
-      </w:r>
-    </w:p>
-    <w:p>
-      <w:pPr>
-        <w:keepNext/>
-        <w:keepLines/>
-        <w:spacing w:before="0" w:after="0" w:line="276" w:lineRule="exact"/>
-        <w:ind w:left="4032" w:firstLine="0"/>
-        <w:jc w:val="left"/>
-      </w:pPr>
-      <w:r>
-        <w:t xml:space="preserve">Fax:</w:t>
-      </w:r>
-      <w:r>
-        <w:t xml:space="preserve"> </w:t>
-      </w:r>
-      <w:r>
-        <w:t xml:space="preserve">(888)</w:t>
-      </w:r>
-      <w:r>
-        <w:t xml:space="preserve"> </w:t>
-      </w:r>
-      <w:r>
-        <w:t xml:space="preserve">749</w:t>
-        <w:noBreakHyphen/>
-        <w:t xml:space="preserve">7747</w:t>
-      </w:r>
-    </w:p>
-    <w:p>
-      <w:pPr>
-        <w:spacing w:before="0" w:after="0" w:line="276" w:lineRule="exact"/>
-        <w:ind w:left="4032" w:firstLine="0"/>
-        <w:jc w:val="left"/>
-      </w:pPr>
-      <w:r>
-        <w:t xml:space="preserve">liparij@thesultzerlawgroup.com</w:t>
-      </w:r>
-    </w:p>
+    <w:tbl>
+      <w:tblPr>
+        <w:tblW w:w="9360" w:type="dxa"/>
+        <w:tblLayout w:type="fixed"/>
+        <w:tblCellMar>
+          <w:top w:w="0" w:type="dxa"/>
+          <w:left w:w="0" w:type="dxa"/>
+          <w:bottom w:w="0" w:type="dxa"/>
+          <w:right w:w="0" w:type="dxa"/>
+        </w:tblCellMar>
+        <w:tblLook w:val="0000" w:firstRow="0" w:lastRow="0" w:firstColumn="0" w:lastColumn="0" w:noHBand="0" w:noVBand="0"/>
+      </w:tblPr>
+      <w:tblGrid>
+        <w:gridCol w:w="4032"/>
+        <w:gridCol w:w="5328"/>
+      </w:tblGrid>
+      <w:tr>
+        <w:trPr>
+          <w:cantSplit/>
+        </w:trPr>
+        <w:tc>
+          <w:tcPr>
+            <w:tcW w:w="4032" w:type="dxa"/>
+          </w:tcPr>
+          <w:p>
+            <w:pPr>
+              <w:spacing w:before="0" w:after="0" w:line="1" w:lineRule="exact"/>
+            </w:pPr>
+          </w:p>
+        </w:tc>
+        <w:tc>
+          <w:tcPr>
+            <w:tcW w:w="5328" w:type="dxa"/>
+          </w:tcPr>
+          <w:p>
+            <w:pPr>
+              <w:spacing w:before="0" w:after="0" w:line="276" w:lineRule="exact"/>
+              <w:ind w:left="0" w:firstLine="0"/>
+              <w:jc w:val="left"/>
+            </w:pPr>
+            <w:r>
+              <w:t xml:space="preserve">BY:</w:t>
+            </w:r>
+            <w:r>
+              <w:t xml:space="preserve"> ⁠</w:t>
+            </w:r>
+            <w:r>
+              <w:t xml:space="preserve">/s/</w:t>
+            </w:r>
+            <w:r>
+              <w:t xml:space="preserve"> </w:t>
+            </w:r>
+            <w:r>
+              <w:t xml:space="preserve">Keith</w:t>
+            </w:r>
+            <w:r>
+              <w:t xml:space="preserve"> </w:t>
+            </w:r>
+            <w:r>
+              <w:t xml:space="preserve">R.</w:t>
+            </w:r>
+            <w:r>
+              <w:t xml:space="preserve"> </w:t>
+            </w:r>
+            <w:r>
+              <w:t xml:space="preserve">Rudzik</w:t>
+            </w:r>
+          </w:p>
+          <w:p>
+            <w:pPr>
+              <w:spacing w:before="0" w:after="0" w:line="276" w:lineRule="exact"/>
+              <w:ind w:left="0" w:firstLine="0"/>
+              <w:jc w:val="left"/>
+            </w:pPr>
+            <w:r>
+              <w:t xml:space="preserve">Keith</w:t>
+            </w:r>
+            <w:r>
+              <w:t xml:space="preserve"> </w:t>
+            </w:r>
+            <w:r>
+              <w:t xml:space="preserve">R.</w:t>
+            </w:r>
+            <w:r>
+              <w:t xml:space="preserve"> </w:t>
+            </w:r>
+            <w:r>
+              <w:t xml:space="preserve">Rudzik,</w:t>
+            </w:r>
+            <w:r>
+              <w:t xml:space="preserve"> </w:t>
+            </w:r>
+            <w:r>
+              <w:t xml:space="preserve">Fed.</w:t>
+            </w:r>
+            <w:r>
+              <w:t xml:space="preserve"> </w:t>
+            </w:r>
+            <w:r>
+              <w:t xml:space="preserve">Bar</w:t>
+            </w:r>
+            <w:r>
+              <w:t xml:space="preserve"> </w:t>
+            </w:r>
+            <w:r>
+              <w:t xml:space="preserve">No.</w:t>
+            </w:r>
+            <w:r>
+              <w:t xml:space="preserve"> </w:t>
+            </w:r>
+            <w:r>
+              <w:t xml:space="preserve">ct24007</w:t>
+            </w:r>
+          </w:p>
+          <w:p>
+            <w:pPr>
+              <w:spacing w:before="0" w:after="0" w:line="276" w:lineRule="exact"/>
+              <w:ind w:left="0" w:firstLine="0"/>
+              <w:jc w:val="left"/>
+            </w:pPr>
+            <w:r>
+              <w:t xml:space="preserve">Howard,</w:t>
+            </w:r>
+            <w:r>
+              <w:t xml:space="preserve"> </w:t>
+            </w:r>
+            <w:r>
+              <w:t xml:space="preserve">Kohn,</w:t>
+            </w:r>
+            <w:r>
+              <w:t xml:space="preserve"> </w:t>
+            </w:r>
+            <w:r>
+              <w:t xml:space="preserve">Sprague</w:t>
+            </w:r>
+            <w:r>
+              <w:t xml:space="preserve"> </w:t>
+            </w:r>
+            <w:r>
+              <w:t xml:space="preserve">&amp;</w:t>
+            </w:r>
+            <w:r>
+              <w:t xml:space="preserve"> </w:t>
+            </w:r>
+            <w:r>
+              <w:t xml:space="preserve">FitzGerald</w:t>
+            </w:r>
+            <w:r>
+              <w:t xml:space="preserve"> </w:t>
+            </w:r>
+            <w:r>
+              <w:t xml:space="preserve">LLP</w:t>
+            </w:r>
+          </w:p>
+          <w:p>
+            <w:pPr>
+              <w:spacing w:before="0" w:after="0" w:line="276" w:lineRule="exact"/>
+              <w:ind w:left="0" w:firstLine="0"/>
+              <w:jc w:val="left"/>
+            </w:pPr>
+            <w:r>
+              <w:t xml:space="preserve">Post</w:t>
+            </w:r>
+            <w:r>
+              <w:t xml:space="preserve"> </w:t>
+            </w:r>
+            <w:r>
+              <w:t xml:space="preserve">Office</w:t>
+            </w:r>
+            <w:r>
+              <w:t xml:space="preserve"> </w:t>
+            </w:r>
+            <w:r>
+              <w:t xml:space="preserve">Box</w:t>
+            </w:r>
+            <w:r>
+              <w:t xml:space="preserve"> </w:t>
+            </w:r>
+            <w:r>
+              <w:t xml:space="preserve">261798</w:t>
+            </w:r>
+          </w:p>
+          <w:p>
+            <w:pPr>
+              <w:spacing w:before="0" w:after="0" w:line="276" w:lineRule="exact"/>
+              <w:ind w:left="0" w:firstLine="0"/>
+              <w:jc w:val="left"/>
+            </w:pPr>
+            <w:r>
+              <w:t xml:space="preserve">Hartford,</w:t>
+            </w:r>
+            <w:r>
+              <w:t xml:space="preserve"> </w:t>
+            </w:r>
+            <w:r>
+              <w:t xml:space="preserve">Connecticut</w:t>
+            </w:r>
+            <w:r>
+              <w:t xml:space="preserve"> </w:t>
+            </w:r>
+            <w:r>
+              <w:t xml:space="preserve">06126-⁠1798</w:t>
+            </w:r>
+          </w:p>
+          <w:p>
+            <w:pPr>
+              <w:spacing w:before="0" w:after="0" w:line="276" w:lineRule="exact"/>
+              <w:ind w:left="0" w:firstLine="0"/>
+              <w:jc w:val="left"/>
+            </w:pPr>
+            <w:r>
+              <w:t xml:space="preserve">Phone:</w:t>
+            </w:r>
+            <w:r>
+              <w:t xml:space="preserve"> </w:t>
+            </w:r>
+            <w:r>
+              <w:t xml:space="preserve">(860)</w:t>
+            </w:r>
+            <w:r>
+              <w:t xml:space="preserve"> </w:t>
+            </w:r>
+            <w:r>
+              <w:t xml:space="preserve">525-⁠3101</w:t>
+            </w:r>
+          </w:p>
+          <w:p>
+            <w:pPr>
+              <w:spacing w:before="0" w:after="0" w:line="276" w:lineRule="exact"/>
+              <w:ind w:left="0" w:firstLine="0"/>
+              <w:jc w:val="left"/>
+            </w:pPr>
+            <w:r>
+              <w:t xml:space="preserve">Fax:</w:t>
+            </w:r>
+            <w:r>
+              <w:t xml:space="preserve"> </w:t>
+            </w:r>
+            <w:r>
+              <w:t xml:space="preserve">(860)</w:t>
+            </w:r>
+            <w:r>
+              <w:t xml:space="preserve"> </w:t>
+            </w:r>
+            <w:r>
+              <w:t xml:space="preserve">247-⁠5201</w:t>
+            </w:r>
+          </w:p>
+          <w:p>
+            <w:pPr>
+              <w:spacing w:before="0" w:after="0" w:line="276" w:lineRule="exact"/>
+              <w:ind w:left="0" w:firstLine="0"/>
+              <w:jc w:val="left"/>
+            </w:pPr>
+            <w:r>
+              <w:t xml:space="preserve">E-mail:</w:t>
+            </w:r>
+            <w:r>
+              <w:t xml:space="preserve"> </w:t>
+            </w:r>
+            <w:r>
+              <w:t xml:space="preserve">krr@hksflaw.com</w:t>
+            </w:r>
+          </w:p>
+          <w:p>
+            <w:pPr>
+              <w:spacing w:before="552" w:after="0" w:line="276" w:lineRule="exact"/>
+              <w:ind w:left="0" w:firstLine="0"/>
+              <w:jc w:val="left"/>
+            </w:pPr>
+            <w:r>
+              <w:t xml:space="preserve">BY:</w:t>
+            </w:r>
+            <w:r>
+              <w:t xml:space="preserve"> ⁠</w:t>
+            </w:r>
+            <w:r>
+              <w:t xml:space="preserve">/s/</w:t>
+            </w:r>
+            <w:r>
+              <w:t xml:space="preserve"> </w:t>
+            </w:r>
+            <w:r>
+              <w:t xml:space="preserve">Joseph</w:t>
+            </w:r>
+            <w:r>
+              <w:t xml:space="preserve"> </w:t>
+            </w:r>
+            <w:r>
+              <w:t xml:space="preserve">Lipari</w:t>
+            </w:r>
+          </w:p>
+          <w:p>
+            <w:pPr>
+              <w:spacing w:before="0" w:after="0" w:line="276" w:lineRule="exact"/>
+              <w:ind w:left="0" w:firstLine="0"/>
+              <w:jc w:val="left"/>
+            </w:pPr>
+            <w:r>
+              <w:t xml:space="preserve">Joseph</w:t>
+            </w:r>
+            <w:r>
+              <w:t xml:space="preserve"> </w:t>
+            </w:r>
+            <w:r>
+              <w:t xml:space="preserve">Lipari</w:t>
+            </w:r>
+          </w:p>
+          <w:p>
+            <w:pPr>
+              <w:spacing w:before="0" w:after="0" w:line="276" w:lineRule="exact"/>
+              <w:ind w:left="0" w:firstLine="0"/>
+              <w:jc w:val="left"/>
+            </w:pPr>
+            <w:r>
+              <w:t xml:space="preserve">(pro</w:t>
+            </w:r>
+            <w:r>
+              <w:t xml:space="preserve"> </w:t>
+            </w:r>
+            <w:r>
+              <w:t xml:space="preserve">hac</w:t>
+            </w:r>
+            <w:r>
+              <w:t xml:space="preserve"> </w:t>
+            </w:r>
+            <w:r>
+              <w:t xml:space="preserve">anticipated)</w:t>
+            </w:r>
+          </w:p>
+          <w:p>
+            <w:pPr>
+              <w:spacing w:before="0" w:after="0" w:line="276" w:lineRule="exact"/>
+              <w:ind w:left="0" w:firstLine="0"/>
+              <w:jc w:val="left"/>
+            </w:pPr>
+            <w:r>
+              <w:t xml:space="preserve">SULTZER</w:t>
+            </w:r>
+            <w:r>
+              <w:t xml:space="preserve"> </w:t>
+            </w:r>
+            <w:r>
+              <w:t xml:space="preserve">&amp;</w:t>
+            </w:r>
+            <w:r>
+              <w:t xml:space="preserve"> </w:t>
+            </w:r>
+            <w:r>
+              <w:t xml:space="preserve">LIPARI,</w:t>
+            </w:r>
+            <w:r>
+              <w:t xml:space="preserve"> </w:t>
+            </w:r>
+            <w:r>
+              <w:t xml:space="preserve">PLLC</w:t>
+            </w:r>
+          </w:p>
+          <w:p>
+            <w:pPr>
+              <w:spacing w:before="0" w:after="0" w:line="276" w:lineRule="exact"/>
+              <w:ind w:left="0" w:firstLine="0"/>
+              <w:jc w:val="left"/>
+            </w:pPr>
+            <w:r>
+              <w:t xml:space="preserve">85</w:t>
+            </w:r>
+            <w:r>
+              <w:t xml:space="preserve"> </w:t>
+            </w:r>
+            <w:r>
+              <w:t xml:space="preserve">Civic</w:t>
+            </w:r>
+            <w:r>
+              <w:t xml:space="preserve"> </w:t>
+            </w:r>
+            <w:r>
+              <w:t xml:space="preserve">Center</w:t>
+            </w:r>
+            <w:r>
+              <w:t xml:space="preserve"> </w:t>
+            </w:r>
+            <w:r>
+              <w:t xml:space="preserve">Plaza,</w:t>
+            </w:r>
+            <w:r>
+              <w:t xml:space="preserve"> </w:t>
+            </w:r>
+            <w:r>
+              <w:t xml:space="preserve">Suite</w:t>
+            </w:r>
+            <w:r>
+              <w:t xml:space="preserve"> </w:t>
+            </w:r>
+            <w:r>
+              <w:t xml:space="preserve">200</w:t>
+            </w:r>
+          </w:p>
+          <w:p>
+            <w:pPr>
+              <w:spacing w:before="0" w:after="0" w:line="276" w:lineRule="exact"/>
+              <w:ind w:left="0" w:firstLine="0"/>
+              <w:jc w:val="left"/>
+            </w:pPr>
+            <w:r>
+              <w:t xml:space="preserve">Poughkeepsie,</w:t>
+            </w:r>
+            <w:r>
+              <w:t xml:space="preserve"> </w:t>
+            </w:r>
+            <w:r>
+              <w:t xml:space="preserve">NY</w:t>
+            </w:r>
+            <w:r>
+              <w:t xml:space="preserve"> </w:t>
+            </w:r>
+            <w:r>
+              <w:t xml:space="preserve">12601</w:t>
+            </w:r>
+          </w:p>
+          <w:p>
+            <w:pPr>
+              <w:spacing w:before="0" w:after="0" w:line="276" w:lineRule="exact"/>
+              <w:ind w:left="0" w:firstLine="0"/>
+              <w:jc w:val="left"/>
+            </w:pPr>
+            <w:r>
+              <w:t xml:space="preserve">Tel:</w:t>
+            </w:r>
+            <w:r>
+              <w:t xml:space="preserve"> </w:t>
+            </w:r>
+            <w:r>
+              <w:t xml:space="preserve">(845)</w:t>
+            </w:r>
+            <w:r>
+              <w:t xml:space="preserve"> </w:t>
+            </w:r>
+            <w:r>
+              <w:t xml:space="preserve">483-⁠7100</w:t>
+            </w:r>
+          </w:p>
+          <w:p>
+            <w:pPr>
+              <w:spacing w:before="0" w:after="0" w:line="276" w:lineRule="exact"/>
+              <w:ind w:left="0" w:firstLine="0"/>
+              <w:jc w:val="left"/>
+            </w:pPr>
+            <w:r>
+              <w:t xml:space="preserve">Fax:</w:t>
+            </w:r>
+            <w:r>
+              <w:t xml:space="preserve"> </w:t>
+            </w:r>
+            <w:r>
+              <w:t xml:space="preserve">(888)</w:t>
+            </w:r>
+            <w:r>
+              <w:t xml:space="preserve"> </w:t>
+            </w:r>
+            <w:r>
+              <w:t xml:space="preserve">749-⁠7747</w:t>
+            </w:r>
+          </w:p>
+          <w:p>
+            <w:pPr>
+              <w:spacing w:before="0" w:after="0" w:line="276" w:lineRule="exact"/>
+              <w:ind w:left="0" w:firstLine="0"/>
+              <w:jc w:val="left"/>
+            </w:pPr>
+            <w:r>
+              <w:t xml:space="preserve">liparij@thesultzerlawgroup.com</w:t>
+            </w:r>
+          </w:p>
+        </w:tc>
+      </w:tr>
+    </w:tbl>
     <w:p>
       <w:pPr>
         <w:keepNext/>
@@ -6078,13 +6069,39 @@
           <w:b/>
           <w:bCs/>
         </w:rPr>
-        <w:t xml:space="preserve">CERTIFICATION OF SERVICE</w:t>
+        <w:t xml:space="preserve">CERTIFICATION</w:t>
+      </w:r>
+      <w:r>
+        <w:rPr>
+          <w:b/>
+          <w:bCs/>
+        </w:rPr>
+        <w:t xml:space="preserve"> </w:t>
+      </w:r>
+      <w:r>
+        <w:rPr>
+          <w:b/>
+          <w:bCs/>
+        </w:rPr>
+        <w:t xml:space="preserve">OF</w:t>
+      </w:r>
+      <w:r>
+        <w:rPr>
+          <w:b/>
+          <w:bCs/>
+        </w:rPr>
+        <w:t xml:space="preserve"> </w:t>
+      </w:r>
+      <w:r>
+        <w:rPr>
+          <w:b/>
+          <w:bCs/>
+        </w:rPr>
+        <w:t xml:space="preserve">SERVICE</w:t>
       </w:r>
     </w:p>
     <w:p>
       <w:pPr>
-        <w:keepNext/>
-        <w:keepLines/>
         <w:spacing w:before="276" w:after="0" w:line="552" w:lineRule="exact"/>
         <w:ind w:left="0" w:firstLine="720"/>
         <w:jc w:val="left"/>
@@ -6513,10 +6530,10 @@
         <w:t xml:space="preserve">the</w:t>
       </w:r>
       <w:r>
-        <w:t xml:space="preserve"> </w:t>
-      </w:r>
-      <w:r>
-        <w:t xml:space="preserve">/​court’s</w:t>
+        <w:t xml:space="preserve"> ⁠</w:t>
+      </w:r>
+      <w:r>
+        <w:t xml:space="preserve">/court’s</w:t>
       </w:r>
       <w:r>
         <w:t xml:space="preserve"> </w:t>
@@ -6533,206 +6550,250 @@
     </w:p>
     <w:p>
       <w:pPr>
-        <w:keepNext/>
-        <w:keepLines/>
-        <w:spacing w:before="552" w:after="0" w:line="276" w:lineRule="exact"/>
-        <w:ind w:left="4032" w:firstLine="0"/>
-        <w:jc w:val="left"/>
-      </w:pPr>
-      <w:r>
-        <w:t xml:space="preserve">/s/ Keith R. Rudzik, Esq.</w:t>
-      </w:r>
+        <w:spacing w:before="0" w:after="0" w:line="552" w:lineRule="exact"/>
+      </w:pPr>
     </w:p>
-    <w:p>
-      <w:pPr>
-        <w:keepNext/>
-        <w:keepLines/>
-        <w:spacing w:before="0" w:after="0" w:line="276" w:lineRule="exact"/>
-        <w:ind w:left="4032" w:firstLine="0"/>
-        <w:jc w:val="left"/>
-      </w:pPr>
-      <w:r>
-        <w:t xml:space="preserve">Keith</w:t>
-      </w:r>
-      <w:r>
-        <w:t xml:space="preserve"> </w:t>
-      </w:r>
-      <w:r>
-        <w:t xml:space="preserve">R.</w:t>
-      </w:r>
-      <w:r>
-        <w:t xml:space="preserve"> </w:t>
-      </w:r>
-      <w:r>
-        <w:t xml:space="preserve">Rudzik,</w:t>
-      </w:r>
-      <w:r>
-        <w:t xml:space="preserve"> </w:t>
-      </w:r>
-      <w:r>
-        <w:t xml:space="preserve">Esq.</w:t>
-      </w:r>
-    </w:p>
-    <w:p>
-      <w:pPr>
-        <w:keepNext/>
-        <w:keepLines/>
-        <w:spacing w:before="0" w:after="0" w:line="276" w:lineRule="exact"/>
-        <w:ind w:left="4032" w:firstLine="0"/>
-        <w:jc w:val="left"/>
-      </w:pPr>
-      <w:r>
-        <w:t xml:space="preserve">Howard,</w:t>
-      </w:r>
-      <w:r>
-        <w:t xml:space="preserve"> </w:t>
-      </w:r>
-      <w:r>
-        <w:t xml:space="preserve">Kohn,</w:t>
-      </w:r>
-      <w:r>
-        <w:t xml:space="preserve"> </w:t>
-      </w:r>
-      <w:r>
-        <w:t xml:space="preserve">Sprague</w:t>
-      </w:r>
-      <w:r>
-        <w:t xml:space="preserve"> </w:t>
-      </w:r>
-      <w:r>
-        <w:t xml:space="preserve">&amp;</w:t>
-      </w:r>
-      <w:r>
-        <w:t xml:space="preserve"> </w:t>
-      </w:r>
-      <w:r>
-        <w:t xml:space="preserve">FitzGerald,</w:t>
-      </w:r>
-      <w:r>
-        <w:t xml:space="preserve"> </w:t>
-      </w:r>
-      <w:r>
-        <w:t xml:space="preserve">LLP</w:t>
-      </w:r>
-    </w:p>
-    <w:p>
-      <w:pPr>
-        <w:keepNext/>
-        <w:keepLines/>
-        <w:spacing w:before="0" w:after="0" w:line="276" w:lineRule="exact"/>
-        <w:ind w:left="4032" w:firstLine="0"/>
-        <w:jc w:val="left"/>
-      </w:pPr>
-      <w:r>
-        <w:t xml:space="preserve">237</w:t>
-      </w:r>
-      <w:r>
-        <w:t xml:space="preserve"> </w:t>
-      </w:r>
-      <w:r>
-        <w:t xml:space="preserve">Buckingham</w:t>
-      </w:r>
-      <w:r>
-        <w:t xml:space="preserve"> </w:t>
-      </w:r>
-      <w:r>
-        <w:t xml:space="preserve">Street</w:t>
-      </w:r>
-    </w:p>
-    <w:p>
-      <w:pPr>
-        <w:keepNext/>
-        <w:keepLines/>
-        <w:spacing w:before="0" w:after="0" w:line="276" w:lineRule="exact"/>
-        <w:ind w:left="4032" w:firstLine="0"/>
-        <w:jc w:val="left"/>
-      </w:pPr>
-      <w:r>
-        <w:t xml:space="preserve">Hartford,</w:t>
-      </w:r>
-      <w:r>
-        <w:t xml:space="preserve"> </w:t>
-      </w:r>
-      <w:r>
-        <w:t xml:space="preserve">CT</w:t>
-      </w:r>
-      <w:r>
-        <w:t xml:space="preserve"> </w:t>
-      </w:r>
-      <w:r>
-        <w:t xml:space="preserve">06106</w:t>
-      </w:r>
-    </w:p>
-    <w:p>
-      <w:pPr>
-        <w:keepNext/>
-        <w:keepLines/>
-        <w:spacing w:before="0" w:after="0" w:line="276" w:lineRule="exact"/>
-        <w:ind w:left="4032" w:firstLine="0"/>
-        <w:jc w:val="left"/>
-      </w:pPr>
-      <w:r>
-        <w:t xml:space="preserve">Tel:</w:t>
-      </w:r>
-      <w:r>
-        <w:t xml:space="preserve"> </w:t>
-      </w:r>
-      <w:r>
-        <w:t xml:space="preserve">860</w:t>
-        <w:noBreakHyphen/>
-        <w:t xml:space="preserve">525</w:t>
-        <w:noBreakHyphen/>
-        <w:t xml:space="preserve">3101</w:t>
-      </w:r>
-    </w:p>
-    <w:p>
-      <w:pPr>
-        <w:keepNext/>
-        <w:keepLines/>
-        <w:spacing w:before="0" w:after="0" w:line="276" w:lineRule="exact"/>
-        <w:ind w:left="4032" w:firstLine="0"/>
-        <w:jc w:val="left"/>
-      </w:pPr>
-      <w:r>
-        <w:t xml:space="preserve">Fax:</w:t>
-      </w:r>
-      <w:r>
-        <w:t xml:space="preserve"> </w:t>
-      </w:r>
-      <w:r>
-        <w:t xml:space="preserve">860</w:t>
-        <w:noBreakHyphen/>
-        <w:t xml:space="preserve">247</w:t>
-        <w:noBreakHyphen/>
-        <w:t xml:space="preserve">4201</w:t>
-      </w:r>
-    </w:p>
-    <w:p>
-      <w:pPr>
-        <w:spacing w:before="0" w:after="0" w:line="276" w:lineRule="exact"/>
-        <w:ind w:left="4032" w:firstLine="0"/>
-        <w:jc w:val="left"/>
-      </w:pPr>
-      <w:r>
-        <w:t xml:space="preserve">Fed.</w:t>
-      </w:r>
-      <w:r>
-        <w:t xml:space="preserve"> </w:t>
-      </w:r>
-      <w:r>
-        <w:t xml:space="preserve">Bar.</w:t>
-      </w:r>
-      <w:r>
-        <w:t xml:space="preserve"> </w:t>
-      </w:r>
-      <w:r>
-        <w:t xml:space="preserve">ct24007</w:t>
-      </w:r>
-    </w:p>
+    <w:tbl>
+      <w:tblPr>
+        <w:tblW w:w="9360" w:type="dxa"/>
+        <w:tblLayout w:type="fixed"/>
+        <w:tblCellMar>
+          <w:top w:w="0" w:type="dxa"/>
+          <w:left w:w="0" w:type="dxa"/>
+          <w:bottom w:w="0" w:type="dxa"/>
+          <w:right w:w="0" w:type="dxa"/>
+        </w:tblCellMar>
+        <w:tblLook w:val="0000" w:firstRow="0" w:lastRow="0" w:firstColumn="0" w:lastColumn="0" w:noHBand="0" w:noVBand="0"/>
+      </w:tblPr>
+      <w:tblGrid>
+        <w:gridCol w:w="4032"/>
+        <w:gridCol w:w="5328"/>
+      </w:tblGrid>
+      <w:tr>
+        <w:trPr>
+          <w:cantSplit/>
+        </w:trPr>
+        <w:tc>
+          <w:tcPr>
+            <w:tcW w:w="4032" w:type="dxa"/>
+          </w:tcPr>
+          <w:p>
+            <w:pPr>
+              <w:spacing w:before="0" w:after="0" w:line="1" w:lineRule="exact"/>
+            </w:pPr>
+          </w:p>
+        </w:tc>
+        <w:tc>
+          <w:tcPr>
+            <w:tcW w:w="5328" w:type="dxa"/>
+          </w:tcPr>
+          <w:p>
+            <w:pPr>
+              <w:spacing w:before="0" w:after="0" w:line="276" w:lineRule="exact"/>
+              <w:ind w:left="0" w:firstLine="0"/>
+              <w:jc w:val="left"/>
+            </w:pPr>
+            <w:r>
+              <w:t xml:space="preserve">/s/</w:t>
+            </w:r>
+            <w:r>
+              <w:t xml:space="preserve"> </w:t>
+            </w:r>
+            <w:r>
+              <w:t xml:space="preserve">Keith</w:t>
+            </w:r>
+            <w:r>
+              <w:t xml:space="preserve"> </w:t>
+            </w:r>
+            <w:r>
+              <w:t xml:space="preserve">R.</w:t>
+            </w:r>
+            <w:r>
+              <w:t xml:space="preserve"> </w:t>
+            </w:r>
+            <w:r>
+              <w:t xml:space="preserve">Rudzik,</w:t>
+            </w:r>
+            <w:r>
+              <w:t xml:space="preserve"> </w:t>
+            </w:r>
+            <w:r>
+              <w:t xml:space="preserve">Esq.</w:t>
+            </w:r>
+          </w:p>
+          <w:p>
+            <w:pPr>
+              <w:spacing w:before="0" w:after="0" w:line="276" w:lineRule="exact"/>
+              <w:ind w:left="0" w:firstLine="0"/>
+              <w:jc w:val="left"/>
+            </w:pPr>
+            <w:r>
+              <w:t xml:space="preserve">Keith</w:t>
+            </w:r>
+            <w:r>
+              <w:t xml:space="preserve"> </w:t>
+            </w:r>
+            <w:r>
+              <w:t xml:space="preserve">R.</w:t>
+            </w:r>
+            <w:r>
+              <w:t xml:space="preserve"> </w:t>
+            </w:r>
+            <w:r>
+              <w:t xml:space="preserve">Rudzik,</w:t>
+            </w:r>
+            <w:r>
+              <w:t xml:space="preserve"> </w:t>
+            </w:r>
+            <w:r>
+              <w:t xml:space="preserve">Esq.</w:t>
+            </w:r>
+          </w:p>
+          <w:p>
+            <w:pPr>
+              <w:spacing w:before="0" w:after="0" w:line="276" w:lineRule="exact"/>
+              <w:ind w:left="0" w:firstLine="0"/>
+              <w:jc w:val="left"/>
+            </w:pPr>
+            <w:r>
+              <w:t xml:space="preserve">Howard,</w:t>
+            </w:r>
+            <w:r>
+              <w:t xml:space="preserve"> </w:t>
+            </w:r>
+            <w:r>
+              <w:t xml:space="preserve">Kohn,</w:t>
+            </w:r>
+            <w:r>
+              <w:t xml:space="preserve"> </w:t>
+            </w:r>
+            <w:r>
+              <w:t xml:space="preserve">Sprague</w:t>
+            </w:r>
+            <w:r>
+              <w:t xml:space="preserve"> </w:t>
+            </w:r>
+            <w:r>
+              <w:t xml:space="preserve">&amp;</w:t>
+            </w:r>
+            <w:r>
+              <w:t xml:space="preserve"> </w:t>
+            </w:r>
+            <w:r>
+              <w:t xml:space="preserve">FitzGerald,</w:t>
+            </w:r>
+            <w:r>
+              <w:t xml:space="preserve"> </w:t>
+            </w:r>
+            <w:r>
+              <w:t xml:space="preserve">LLP</w:t>
+            </w:r>
+          </w:p>
+          <w:p>
+            <w:pPr>
+              <w:spacing w:before="0" w:after="0" w:line="276" w:lineRule="exact"/>
+              <w:ind w:left="0" w:firstLine="0"/>
+              <w:jc w:val="left"/>
+            </w:pPr>
+            <w:r>
+              <w:t xml:space="preserve">237</w:t>
+            </w:r>
+            <w:r>
+              <w:t xml:space="preserve"> </w:t>
+            </w:r>
+            <w:r>
+              <w:t xml:space="preserve">Buckingham</w:t>
+            </w:r>
+            <w:r>
+              <w:t xml:space="preserve"> </w:t>
+            </w:r>
+            <w:r>
+              <w:t xml:space="preserve">Street</w:t>
+            </w:r>
+          </w:p>
+          <w:p>
+            <w:pPr>
+              <w:spacing w:before="0" w:after="0" w:line="276" w:lineRule="exact"/>
+              <w:ind w:left="0" w:firstLine="0"/>
+              <w:jc w:val="left"/>
+            </w:pPr>
+            <w:r>
+              <w:t xml:space="preserve">Hartford,</w:t>
+            </w:r>
+            <w:r>
+              <w:t xml:space="preserve"> </w:t>
+            </w:r>
+            <w:r>
+              <w:t xml:space="preserve">CT</w:t>
+            </w:r>
+            <w:r>
+              <w:t xml:space="preserve"> </w:t>
+            </w:r>
+            <w:r>
+              <w:t xml:space="preserve">06106</w:t>
+            </w:r>
+          </w:p>
+          <w:p>
+            <w:pPr>
+              <w:spacing w:before="0" w:after="0" w:line="276" w:lineRule="exact"/>
+              <w:ind w:left="0" w:firstLine="0"/>
+              <w:jc w:val="left"/>
+            </w:pPr>
+            <w:r>
+              <w:t xml:space="preserve">Tel:</w:t>
+            </w:r>
+            <w:r>
+              <w:t xml:space="preserve"> </w:t>
+            </w:r>
+            <w:r>
+              <w:t xml:space="preserve">860-⁠525-⁠3101</w:t>
+            </w:r>
+          </w:p>
+          <w:p>
+            <w:pPr>
+              <w:spacing w:before="0" w:after="0" w:line="276" w:lineRule="exact"/>
+              <w:ind w:left="0" w:firstLine="0"/>
+              <w:jc w:val="left"/>
+            </w:pPr>
+            <w:r>
+              <w:t xml:space="preserve">Fax:</w:t>
+            </w:r>
+            <w:r>
+              <w:t xml:space="preserve"> </w:t>
+            </w:r>
+            <w:r>
+              <w:t xml:space="preserve">860-⁠247-⁠4201</w:t>
+            </w:r>
+          </w:p>
+          <w:p>
+            <w:pPr>
+              <w:spacing w:before="0" w:after="0" w:line="276" w:lineRule="exact"/>
+              <w:ind w:left="0" w:firstLine="0"/>
+              <w:jc w:val="left"/>
+            </w:pPr>
+            <w:r>
+              <w:t xml:space="preserve">Fed.</w:t>
+            </w:r>
+            <w:r>
+              <w:t xml:space="preserve"> </w:t>
+            </w:r>
+            <w:r>
+              <w:t xml:space="preserve">Bar.</w:t>
+            </w:r>
+            <w:r>
+              <w:t xml:space="preserve"> </w:t>
+            </w:r>
+            <w:r>
+              <w:t xml:space="preserve">ct24007</w:t>
+            </w:r>
+          </w:p>
+        </w:tc>
+      </w:tr>
+    </w:tbl>
     <w:sectPr>
-      <w:footerReference w:type="default" r:id="rIdCtdPage"/>
+      <w:footerReference w:type="default" r:id="rIdXdPage"/>
       <w:pgSz w:w="12240" w:h="15840"/>
-      <w:pgMar w:top="1440" w:right="1440" w:bottom="1440" w:left="1440" w:header="720" w:footer="720" w:gutter="0"/>
+      <w:pgMar w:top="1440" w:right="1440" w:bottom="1440" w:left="1440" w:header="720" w:footer="732" w:gutter="0"/>
       <w:pgNumType w:fmt="decimal" w:start="1"/>
     </w:sectPr>
   </w:body>
@@ -6747,6 +6808,7 @@
 <w:ftr xmlns:w="http://schemas.openxmlformats.org/wordprocessingml/2006/main" xmlns:r="http://schemas.openxmlformats.org/officeDocument/2006/relationships">
   <w:p>
     <w:pPr>
+      <w:spacing w:before="0" w:after="0" w:line="276" w:lineRule="exact"/>
       <w:jc w:val="center"/>
     </w:pPr>
     <w:r>
@@ -6784,7 +6846,7 @@
       </w:r>
     </w:p>
   </w:footnote>
-  <w:footnote w:id="24">
+  <w:footnote w:id="9">
     <w:p>
       <w:pPr>
         <w:pStyle w:val="FootnoteText"/>
@@ -6799,42 +6861,23 @@
         <w:t xml:space="preserve"> </w:t>
       </w:r>
       <w:r>
-        <w:t xml:space="preserve">The TCPA and</w:t>
-      </w:r>
-      <w:r>
-        <w:t xml:space="preserve"> </w:t>
-      </w:r>
-      <w:hyperlink r:id="rId11">
-        <w:r>
-          <w:rPr>
-            <w:rStyle w:val="Hyperlink"/>
-          </w:rPr>
-          <w:t xml:space="preserve">47 C.F.R. § 64.1200</w:t>
-        </w:r>
-      </w:hyperlink>
-      <w:r>
-        <w:t xml:space="preserve"> </w:t>
-      </w:r>
-      <w:r>
-        <w:t xml:space="preserve">prohibit “telephone solicitation to residential numbers on the DNCR, and allow[] a grace period if the called number was on the registry less than 31 days.”</w:t>
-      </w:r>
-      <w:r>
-        <w:t xml:space="preserve"> </w:t>
-      </w:r>
-      <w:hyperlink r:id="rId25">
-        <w:r>
-          <w:rPr>
-            <w:rStyle w:val="Hyperlink"/>
-          </w:rPr>
-          <w:t xml:space="preserve">Barton v. Delfgauw</w:t>
-        </w:r>
-      </w:hyperlink>
-      <w:r>
-        <w:t xml:space="preserve">, 2025 LX 373885, at *7 (W.D. Wash. Aug. 18, 2025) citing § 64.1200(c)⁠(2)⁠(i)⁠(D).</w:t>
+        <w:t xml:space="preserve">The TCPA and 47</w:t>
+      </w:r>
+      <w:r>
+        <w:t xml:space="preserve"> </w:t>
+      </w:r>
+      <w:r>
+        <w:t xml:space="preserve">C.F.R. § 64.1200 prohibit “telephone solicitation to residential numbers on the DNCR, and allow[] a grace period if the called number was on the registry less than 31 days.” Barton</w:t>
+      </w:r>
+      <w:r>
+        <w:t xml:space="preserve"> </w:t>
+      </w:r>
+      <w:r>
+        <w:t xml:space="preserve">v. Delfgauw, 2025 LX 373885, at *7 (W.D. Wash. Aug. 18, 2025) citing § 64.1200(c)⁠(2)⁠(i)⁠(D).</w:t>
       </w:r>
     </w:p>
   </w:footnote>
-  <w:footnote w:id="29">
+  <w:footnote w:id="10">
     <w:p>
       <w:pPr>
         <w:pStyle w:val="FootnoteText"/>
@@ -6901,7 +6944,6 @@
   <w:p>
     <w:pPr>
       <w:spacing w:before="0" w:after="0" w:line="276" w:lineRule="exact"/>
-      <w:ind w:left="0" w:firstLine="0"/>
       <w:jc w:val="center"/>
     </w:pPr>
     <w:r>
@@ -6919,6 +6961,17 @@
     <w:r>
       <w:fldChar w:fldCharType="end"/>
     </w:r>
+  </w:p>
+</w:ftr>
+</file>
+
+<file path=word/ftr-own2.xml><?xml version="1.0" encoding="utf-8"?>
+<w:ftr xmlns:w="http://schemas.openxmlformats.org/wordprocessingml/2006/main" xmlns:r="http://schemas.openxmlformats.org/officeDocument/2006/relationships">
+  <w:p>
+    <w:pPr>
+      <w:spacing w:before="0" w:after="0" w:line="276" w:lineRule="exact"/>
+      <w:jc w:val="center"/>
+    </w:pPr>
   </w:p>
 </w:ftr>
 </file>
@@ -7558,7 +7611,7 @@
     <w:qFormat/>
     <w:pPr>
       <w:spacing w:before="0" w:after="0" w:line="552" w:lineRule="exact"/>
-      <w:ind w:left="720" w:hanging="720"/>
+      <w:ind w:left="576" w:hanging="576"/>
     </w:pPr>
   </w:style>
   <w:style w:type="paragraph" w:styleId="BlockText">
@@ -7581,7 +7634,7 @@
     <w:unhideWhenUsed/>
     <w:qFormat/>
     <w:pPr>
-      <w:widowControl/>
+      <w:keepLines/>
       <w:spacing w:before="0" w:after="80" w:line="230" w:lineRule="exact"/>
     </w:pPr>
     <w:rPr>
@@ -7727,6 +7780,59 @@
       <w:color w:val="365F91" w:themeColor="accent1" w:themeShade="BF"/>
     </w:rPr>
   </w:style>
+  <w:style w:type="paragraph" w:customStyle="1" w:styleId="BodyTextNote">
+    <w:name w:val="Body Text Note"/>
+    <w:basedOn w:val="BodyText"/>
+    <w:qFormat/>
+    <w:pPr>
+      <w:widowControl w:val="0"/>
+    </w:pPr>
+  </w:style>
+  <w:style w:type="paragraph" w:customStyle="1" w:styleId="XdQuote">
+    <w:name w:val="Xd Quote"/>
+    <w:basedOn w:val="Normal"/>
+    <w:qFormat/>
+    <w:pPr>
+      <w:spacing w:before="0" w:after="0" w:line="276" w:lineRule="exact"/>
+      <w:ind w:left="720" w:right="720" w:firstLine="0"/>
+    </w:pPr>
+  </w:style>
+  <w:style w:type="paragraph" w:customStyle="1" w:styleId="XdQuoteFirst">
+    <w:name w:val="Xd Quote First"/>
+    <w:basedOn w:val="Normal"/>
+    <w:qFormat/>
+    <w:pPr>
+      <w:spacing w:before="276" w:after="0" w:line="276" w:lineRule="exact"/>
+      <w:ind w:left="720" w:right="720" w:firstLine="0"/>
+    </w:pPr>
+  </w:style>
+  <w:style w:type="paragraph" w:customStyle="1" w:styleId="XdQuoteLast">
+    <w:name w:val="Xd Quote Last"/>
+    <w:basedOn w:val="Normal"/>
+    <w:qFormat/>
+    <w:pPr>
+      <w:spacing w:before="0" w:after="0" w:line="276" w:lineRule="exact"/>
+      <w:ind w:left="720" w:right="720" w:firstLine="0"/>
+    </w:pPr>
+  </w:style>
+  <w:style w:type="paragraph" w:customStyle="1" w:styleId="XdQuoteOnly">
+    <w:name w:val="Xd Quote Only"/>
+    <w:basedOn w:val="Normal"/>
+    <w:qFormat/>
+    <w:pPr>
+      <w:spacing w:before="276" w:after="0" w:line="276" w:lineRule="exact"/>
+      <w:ind w:left="720" w:right="720" w:firstLine="0"/>
+    </w:pPr>
+  </w:style>
+  <w:style w:type="paragraph" w:customStyle="1" w:styleId="XdTail">
+    <w:name w:val="Xd Tail"/>
+    <w:basedOn w:val="Normal"/>
+    <w:qFormat/>
+    <w:pPr>
+      <w:spacing w:before="0" w:after="0" w:line="276" w:lineRule="exact"/>
+      <w:ind w:firstLine="0"/>
+    </w:pPr>
+  </w:style>
   <w:style w:type="paragraph" w:customStyle="1" w:styleId="BodyTextKeep">
     <w:name w:val="Body Text Keep"/>
     <w:basedOn w:val="BodyText"/>
@@ -7736,34 +7842,96 @@
       <w:keepLines/>
     </w:pPr>
   </w:style>
-  <w:style w:type="paragraph" w:customStyle="1" w:styleId="BriefItem">
-    <w:name w:val="Brief Item"/>
-    <w:basedOn w:val="BodyText"/>
+  <w:style w:type="paragraph" w:customStyle="1" w:styleId="XdList1">
+    <w:name w:val="XdList 1"/>
+    <w:basedOn w:val="Normal"/>
     <w:qFormat/>
     <w:pPr>
-      <w:tabs>
-        <w:tab w:val="left" w:pos="1296"/>
-      </w:tabs>
       <w:spacing w:before="0" w:after="0" w:line="552" w:lineRule="exact"/>
-      <w:ind w:left="1296" w:hanging="576"/>
+      <w:ind w:left="576" w:hanging="576"/>
     </w:pPr>
   </w:style>
-  <w:style w:type="paragraph" w:customStyle="1" w:styleId="BriefQuote">
-    <w:name w:val="Brief Quote"/>
-    <w:basedOn w:val="BodyText"/>
+  <w:style w:type="paragraph" w:customStyle="1" w:styleId="XdList2">
+    <w:name w:val="XdList 2"/>
+    <w:basedOn w:val="Normal"/>
+    <w:qFormat/>
+    <w:pPr>
+      <w:spacing w:before="0" w:after="0" w:line="552" w:lineRule="exact"/>
+      <w:ind w:left="1152" w:hanging="576"/>
+    </w:pPr>
+  </w:style>
+  <w:style w:type="paragraph" w:customStyle="1" w:styleId="XdList3">
+    <w:name w:val="XdList 3"/>
+    <w:basedOn w:val="Normal"/>
+    <w:qFormat/>
+    <w:pPr>
+      <w:spacing w:before="0" w:after="0" w:line="552" w:lineRule="exact"/>
+      <w:ind w:left="1728" w:hanging="576"/>
+    </w:pPr>
+  </w:style>
+  <w:style w:type="paragraph" w:customStyle="1" w:styleId="XdTailList1">
+    <w:name w:val="XdTailList 1"/>
+    <w:basedOn w:val="Normal"/>
     <w:qFormat/>
     <w:pPr>
       <w:spacing w:before="0" w:after="0" w:line="276" w:lineRule="exact"/>
-      <w:ind w:left="720" w:right="720" w:firstLine="0"/>
+      <w:ind w:left="576" w:hanging="576"/>
     </w:pPr>
   </w:style>
-  <w:style w:type="paragraph" w:customStyle="1" w:styleId="BriefQuoteFirst">
-    <w:name w:val="Brief Quote First"/>
-    <w:basedOn w:val="BriefQuote"/>
+  <w:style w:type="paragraph" w:customStyle="1" w:styleId="XdTailList2">
+    <w:name w:val="XdTailList 2"/>
+    <w:basedOn w:val="Normal"/>
     <w:qFormat/>
     <w:pPr>
-      <w:spacing w:before="276" w:after="0" w:line="276" w:lineRule="exact"/>
+      <w:spacing w:before="0" w:after="0" w:line="276" w:lineRule="exact"/>
+      <w:ind w:left="1152" w:hanging="576"/>
     </w:pPr>
+  </w:style>
+  <w:style w:type="paragraph" w:customStyle="1" w:styleId="XdTailList3">
+    <w:name w:val="XdTailList 3"/>
+    <w:basedOn w:val="Normal"/>
+    <w:qFormat/>
+    <w:pPr>
+      <w:spacing w:before="0" w:after="0" w:line="276" w:lineRule="exact"/>
+      <w:ind w:left="1728" w:hanging="576"/>
+    </w:pPr>
+  </w:style>
+  <w:style w:type="paragraph" w:customStyle="1" w:styleId="XdQuoteList1">
+    <w:name w:val="Xd Quote List 1"/>
+    <w:basedOn w:val="Normal"/>
+    <w:qFormat/>
+    <w:pPr>
+      <w:spacing w:before="0" w:after="0" w:line="276" w:lineRule="exact"/>
+      <w:ind w:left="1296" w:right="720" w:hanging="576"/>
+    </w:pPr>
+  </w:style>
+  <w:style w:type="paragraph" w:customStyle="1" w:styleId="XdQuoteList2">
+    <w:name w:val="Xd Quote List 2"/>
+    <w:basedOn w:val="Normal"/>
+    <w:qFormat/>
+    <w:pPr>
+      <w:spacing w:before="0" w:after="0" w:line="276" w:lineRule="exact"/>
+      <w:ind w:left="1872" w:right="720" w:hanging="576"/>
+    </w:pPr>
+  </w:style>
+  <w:style w:type="paragraph" w:customStyle="1" w:styleId="XdQuoteList3">
+    <w:name w:val="Xd Quote List 3"/>
+    <w:basedOn w:val="Normal"/>
+    <w:qFormat/>
+    <w:pPr>
+      <w:spacing w:before="0" w:after="0" w:line="276" w:lineRule="exact"/>
+      <w:ind w:left="2448" w:right="720" w:hanging="576"/>
+    </w:pPr>
+  </w:style>
+  <w:style w:type="paragraph" w:customStyle="1" w:styleId="XdList1">
+    <w:name w:val="XdList1"/>
+    <w:basedOn w:val="BodyText"/>
+    <w:qFormat/>
+  </w:style>
+  <w:style w:type="paragraph" w:customStyle="1" w:styleId="XdQuoteOnly">
+    <w:name w:val="XdQuoteOnly"/>
+    <w:basedOn w:val="BodyText"/>
+    <w:qFormat/>
   </w:style>
   <w:style w:type="paragraph" w:customStyle="1" w:styleId="SourceCode">
     <w:name w:val="Source Code"/>
